--- a/frontend/public/LDCU-Forms-CIT-033-Laboratoty Borrowing of Equipment.docx
+++ b/frontend/public/LDCU-Forms-CIT-033-Laboratoty Borrowing of Equipment.docx
@@ -138,8 +138,19 @@
           <w:szCs w:val="18"/>
           <w:u w:val="single"/>
         </w:rPr>
-        <w:t>{faculty_student_name</w:t>
-      </w:r>
+        <w:t>{</w:t>
+      </w:r>
+      <w:proofErr w:type="spellStart"/>
+      <w:r>
+        <w:rPr>
+          <w:rFonts w:ascii="Cambria" w:eastAsia="Cambria" w:hAnsi="Cambria" w:cs="Cambria"/>
+          <w:sz w:val="18"/>
+          <w:szCs w:val="18"/>
+          <w:u w:val="single"/>
+        </w:rPr>
+        <w:t>faculty_student_name</w:t>
+      </w:r>
+      <w:proofErr w:type="spellEnd"/>
       <w:r>
         <w:rPr>
           <w:rFonts w:ascii="Cambria" w:eastAsia="Cambria" w:hAnsi="Cambria" w:cs="Cambria"/>
@@ -157,8 +168,6 @@
         </w:rPr>
         <w:t xml:space="preserve">    </w:t>
       </w:r>
-      <w:bookmarkStart w:id="0" w:name="_GoBack"/>
-      <w:bookmarkEnd w:id="0"/>
       <w:r>
         <w:rPr>
           <w:rFonts w:ascii="Cambria" w:eastAsia="Cambria" w:hAnsi="Cambria" w:cs="Cambria"/>
@@ -182,7 +191,27 @@
           <w:szCs w:val="18"/>
           <w:u w:val="single"/>
         </w:rPr>
-        <w:t>{year_level}</w:t>
+        <w:t>{</w:t>
+      </w:r>
+      <w:proofErr w:type="spellStart"/>
+      <w:r>
+        <w:rPr>
+          <w:rFonts w:ascii="Cambria" w:eastAsia="Cambria" w:hAnsi="Cambria" w:cs="Cambria"/>
+          <w:sz w:val="18"/>
+          <w:szCs w:val="18"/>
+          <w:u w:val="single"/>
+        </w:rPr>
+        <w:t>year_level</w:t>
+      </w:r>
+      <w:proofErr w:type="spellEnd"/>
+      <w:r>
+        <w:rPr>
+          <w:rFonts w:ascii="Cambria" w:eastAsia="Cambria" w:hAnsi="Cambria" w:cs="Cambria"/>
+          <w:sz w:val="18"/>
+          <w:szCs w:val="18"/>
+          <w:u w:val="single"/>
+        </w:rPr>
+        <w:t>}</w:t>
       </w:r>
     </w:p>
     <w:p>
@@ -218,7 +247,27 @@
           <w:szCs w:val="18"/>
           <w:u w:val="single"/>
         </w:rPr>
-        <w:t>{release_time}</w:t>
+        <w:t>{</w:t>
+      </w:r>
+      <w:proofErr w:type="spellStart"/>
+      <w:r>
+        <w:rPr>
+          <w:rFonts w:ascii="Cambria" w:eastAsia="Cambria" w:hAnsi="Cambria" w:cs="Cambria"/>
+          <w:sz w:val="18"/>
+          <w:szCs w:val="18"/>
+          <w:u w:val="single"/>
+        </w:rPr>
+        <w:t>release_time</w:t>
+      </w:r>
+      <w:proofErr w:type="spellEnd"/>
+      <w:r>
+        <w:rPr>
+          <w:rFonts w:ascii="Cambria" w:eastAsia="Cambria" w:hAnsi="Cambria" w:cs="Cambria"/>
+          <w:sz w:val="18"/>
+          <w:szCs w:val="18"/>
+          <w:u w:val="single"/>
+        </w:rPr>
+        <w:t>}</w:t>
       </w:r>
       <w:r>
         <w:rPr>
@@ -236,7 +285,27 @@
           <w:szCs w:val="18"/>
           <w:u w:val="single"/>
         </w:rPr>
-        <w:t>{returned_time}</w:t>
+        <w:t>{</w:t>
+      </w:r>
+      <w:proofErr w:type="spellStart"/>
+      <w:r>
+        <w:rPr>
+          <w:rFonts w:ascii="Cambria" w:eastAsia="Cambria" w:hAnsi="Cambria" w:cs="Cambria"/>
+          <w:sz w:val="18"/>
+          <w:szCs w:val="18"/>
+          <w:u w:val="single"/>
+        </w:rPr>
+        <w:t>returned_time</w:t>
+      </w:r>
+      <w:proofErr w:type="spellEnd"/>
+      <w:r>
+        <w:rPr>
+          <w:rFonts w:ascii="Cambria" w:eastAsia="Cambria" w:hAnsi="Cambria" w:cs="Cambria"/>
+          <w:sz w:val="18"/>
+          <w:szCs w:val="18"/>
+          <w:u w:val="single"/>
+        </w:rPr>
+        <w:t>}</w:t>
       </w:r>
     </w:p>
     <w:p>
@@ -299,7 +368,25 @@
                 <w:sz w:val="18"/>
                 <w:szCs w:val="18"/>
               </w:rPr>
-              <w:t>Unit/Oty.</w:t>
+              <w:t>Unit/</w:t>
+            </w:r>
+            <w:proofErr w:type="spellStart"/>
+            <w:r>
+              <w:rPr>
+                <w:rFonts w:ascii="Cambria" w:eastAsia="Cambria" w:hAnsi="Cambria" w:cs="Cambria"/>
+                <w:sz w:val="18"/>
+                <w:szCs w:val="18"/>
+              </w:rPr>
+              <w:t>Oty</w:t>
+            </w:r>
+            <w:proofErr w:type="spellEnd"/>
+            <w:r>
+              <w:rPr>
+                <w:rFonts w:ascii="Cambria" w:eastAsia="Cambria" w:hAnsi="Cambria" w:cs="Cambria"/>
+                <w:sz w:val="18"/>
+                <w:szCs w:val="18"/>
+              </w:rPr>
+              <w:t>.</w:t>
             </w:r>
           </w:p>
         </w:tc>
@@ -351,7 +438,25 @@
                 <w:sz w:val="18"/>
                 <w:szCs w:val="18"/>
               </w:rPr>
-              <w:t>{unitQty_column}</w:t>
+              <w:t>{</w:t>
+            </w:r>
+            <w:proofErr w:type="spellStart"/>
+            <w:r>
+              <w:rPr>
+                <w:rFonts w:ascii="Cambria" w:eastAsia="Cambria" w:hAnsi="Cambria" w:cs="Cambria"/>
+                <w:sz w:val="18"/>
+                <w:szCs w:val="18"/>
+              </w:rPr>
+              <w:t>unitQty_column</w:t>
+            </w:r>
+            <w:proofErr w:type="spellEnd"/>
+            <w:r>
+              <w:rPr>
+                <w:rFonts w:ascii="Cambria" w:eastAsia="Cambria" w:hAnsi="Cambria" w:cs="Cambria"/>
+                <w:sz w:val="18"/>
+                <w:szCs w:val="18"/>
+              </w:rPr>
+              <w:t>}</w:t>
             </w:r>
           </w:p>
         </w:tc>
@@ -374,43 +479,26 @@
                 <w:sz w:val="18"/>
                 <w:szCs w:val="18"/>
               </w:rPr>
-              <w:t>{equipmentName_column}</w:t>
+              <w:t>{</w:t>
             </w:r>
-          </w:p>
-        </w:tc>
-      </w:tr>
-      <w:tr>
-        <w:trPr>
-          <w:trHeight w:val="288"/>
-        </w:trPr>
-        <w:tc>
-          <w:tcPr>
-            <w:tcW w:w="985" w:type="dxa"/>
-          </w:tcPr>
-          <w:p>
-            <w:pPr>
-              <w:spacing w:after="0" w:line="240" w:lineRule="auto"/>
+            <w:proofErr w:type="spellStart"/>
+            <w:r>
               <w:rPr>
                 <w:rFonts w:ascii="Cambria" w:eastAsia="Cambria" w:hAnsi="Cambria" w:cs="Cambria"/>
                 <w:sz w:val="18"/>
                 <w:szCs w:val="18"/>
               </w:rPr>
-            </w:pPr>
-          </w:p>
-        </w:tc>
-        <w:tc>
-          <w:tcPr>
-            <w:tcW w:w="4672" w:type="dxa"/>
-          </w:tcPr>
-          <w:p>
-            <w:pPr>
-              <w:spacing w:after="0" w:line="240" w:lineRule="auto"/>
+              <w:t>equipmentName_column</w:t>
+            </w:r>
+            <w:proofErr w:type="spellEnd"/>
+            <w:r>
               <w:rPr>
                 <w:rFonts w:ascii="Cambria" w:eastAsia="Cambria" w:hAnsi="Cambria" w:cs="Cambria"/>
                 <w:sz w:val="18"/>
                 <w:szCs w:val="18"/>
               </w:rPr>
-            </w:pPr>
+              <w:t>}</w:t>
+            </w:r>
           </w:p>
         </w:tc>
       </w:tr>
@@ -457,15 +545,7 @@
           <w:sz w:val="18"/>
           <w:szCs w:val="18"/>
         </w:rPr>
-        <w:t>R</w:t>
-      </w:r>
-      <w:r>
-        <w:rPr>
-          <w:rFonts w:ascii="Cambria" w:eastAsia="Cambria" w:hAnsi="Cambria" w:cs="Cambria"/>
-          <w:sz w:val="18"/>
-          <w:szCs w:val="18"/>
-        </w:rPr>
-        <w:t>equested by:</w:t>
+        <w:t>Requested by:</w:t>
       </w:r>
       <w:r>
         <w:rPr>
@@ -510,7 +590,27 @@
           <w:szCs w:val="18"/>
           <w:u w:val="single"/>
         </w:rPr>
-        <w:t>{requested_by }</w:t>
+        <w:t>{</w:t>
+      </w:r>
+      <w:proofErr w:type="spellStart"/>
+      <w:r>
+        <w:rPr>
+          <w:rFonts w:ascii="Cambria" w:eastAsia="Cambria" w:hAnsi="Cambria" w:cs="Cambria"/>
+          <w:sz w:val="18"/>
+          <w:szCs w:val="18"/>
+          <w:u w:val="single"/>
+        </w:rPr>
+        <w:t>requested_by</w:t>
+      </w:r>
+      <w:proofErr w:type="spellEnd"/>
+      <w:r>
+        <w:rPr>
+          <w:rFonts w:ascii="Cambria" w:eastAsia="Cambria" w:hAnsi="Cambria" w:cs="Cambria"/>
+          <w:sz w:val="18"/>
+          <w:szCs w:val="18"/>
+          <w:u w:val="single"/>
+        </w:rPr>
+        <w:t xml:space="preserve"> }</w:t>
       </w:r>
       <w:r>
         <w:rPr>
@@ -543,7 +643,27 @@
           <w:szCs w:val="16"/>
           <w:u w:val="single"/>
         </w:rPr>
-        <w:t>{approved_by}</w:t>
+        <w:t>{</w:t>
+      </w:r>
+      <w:proofErr w:type="spellStart"/>
+      <w:r>
+        <w:rPr>
+          <w:rFonts w:ascii="Cambria" w:eastAsia="Cambria" w:hAnsi="Cambria" w:cs="Cambria"/>
+          <w:sz w:val="16"/>
+          <w:szCs w:val="16"/>
+          <w:u w:val="single"/>
+        </w:rPr>
+        <w:t>approved_by</w:t>
+      </w:r>
+      <w:proofErr w:type="spellEnd"/>
+      <w:r>
+        <w:rPr>
+          <w:rFonts w:ascii="Cambria" w:eastAsia="Cambria" w:hAnsi="Cambria" w:cs="Cambria"/>
+          <w:sz w:val="16"/>
+          <w:szCs w:val="16"/>
+          <w:u w:val="single"/>
+        </w:rPr>
+        <w:t>}</w:t>
       </w:r>
     </w:p>
     <w:p>
@@ -580,6 +700,8 @@
         <w:tab/>
         <w:t xml:space="preserve">                            Dean</w:t>
       </w:r>
+      <w:bookmarkStart w:id="0" w:name="_GoBack"/>
+      <w:bookmarkEnd w:id="0"/>
     </w:p>
     <w:p>
       <w:pPr>
@@ -596,15 +718,7 @@
           <w:sz w:val="18"/>
           <w:szCs w:val="18"/>
         </w:rPr>
-        <w:t>------------------</w:t>
-      </w:r>
-      <w:r>
-        <w:rPr>
-          <w:rFonts w:ascii="Cambria" w:eastAsia="Cambria" w:hAnsi="Cambria" w:cs="Cambria"/>
-          <w:sz w:val="18"/>
-          <w:szCs w:val="18"/>
-        </w:rPr>
-        <w:t>----------------------------------------------------------------------------</w:t>
+        <w:t>----------------------------------------------------------------------------------------------</w:t>
       </w:r>
     </w:p>
     <w:p>
@@ -730,7 +844,27 @@
           <w:szCs w:val="18"/>
           <w:u w:val="single"/>
         </w:rPr>
-        <w:t>{monitored_by}</w:t>
+        <w:t>{</w:t>
+      </w:r>
+      <w:proofErr w:type="spellStart"/>
+      <w:r>
+        <w:rPr>
+          <w:rFonts w:ascii="Cambria" w:eastAsia="Cambria" w:hAnsi="Cambria" w:cs="Cambria"/>
+          <w:sz w:val="18"/>
+          <w:szCs w:val="18"/>
+          <w:u w:val="single"/>
+        </w:rPr>
+        <w:t>monitored_by</w:t>
+      </w:r>
+      <w:proofErr w:type="spellEnd"/>
+      <w:r>
+        <w:rPr>
+          <w:rFonts w:ascii="Cambria" w:eastAsia="Cambria" w:hAnsi="Cambria" w:cs="Cambria"/>
+          <w:sz w:val="18"/>
+          <w:szCs w:val="18"/>
+          <w:u w:val="single"/>
+        </w:rPr>
+        <w:t>}</w:t>
       </w:r>
     </w:p>
     <w:p>

--- a/frontend/public/LDCU-Forms-CIT-033-Laboratoty Borrowing of Equipment.docx
+++ b/frontend/public/LDCU-Forms-CIT-033-Laboratoty Borrowing of Equipment.docx
@@ -426,6 +426,7 @@
           <w:p>
             <w:pPr>
               <w:spacing w:after="0" w:line="240" w:lineRule="auto"/>
+              <w:jc w:val="center"/>
               <w:rPr>
                 <w:rFonts w:ascii="Cambria" w:eastAsia="Cambria" w:hAnsi="Cambria" w:cs="Cambria"/>
                 <w:sz w:val="18"/>
@@ -467,6 +468,7 @@
           <w:p>
             <w:pPr>
               <w:spacing w:after="0" w:line="240" w:lineRule="auto"/>
+              <w:jc w:val="center"/>
               <w:rPr>
                 <w:rFonts w:ascii="Cambria" w:eastAsia="Cambria" w:hAnsi="Cambria" w:cs="Cambria"/>
                 <w:sz w:val="18"/>
@@ -590,6 +592,15 @@
           <w:szCs w:val="18"/>
           <w:u w:val="single"/>
         </w:rPr>
+        <w:t xml:space="preserve">  </w:t>
+      </w:r>
+      <w:r>
+        <w:rPr>
+          <w:rFonts w:ascii="Cambria" w:eastAsia="Cambria" w:hAnsi="Cambria" w:cs="Cambria"/>
+          <w:sz w:val="18"/>
+          <w:szCs w:val="18"/>
+          <w:u w:val="single"/>
+        </w:rPr>
         <w:t>{</w:t>
       </w:r>
       <w:proofErr w:type="spellStart"/>
@@ -635,6 +646,14 @@
           <w:szCs w:val="18"/>
         </w:rPr>
         <w:tab/>
+      </w:r>
+      <w:r>
+        <w:rPr>
+          <w:rFonts w:ascii="Cambria" w:eastAsia="Cambria" w:hAnsi="Cambria" w:cs="Cambria"/>
+          <w:sz w:val="18"/>
+          <w:szCs w:val="18"/>
+        </w:rPr>
+        <w:t xml:space="preserve">     </w:t>
       </w:r>
       <w:r>
         <w:rPr>
@@ -700,8 +719,6 @@
         <w:tab/>
         <w:t xml:space="preserve">                            Dean</w:t>
       </w:r>
-      <w:bookmarkStart w:id="0" w:name="_GoBack"/>
-      <w:bookmarkEnd w:id="0"/>
     </w:p>
     <w:p>
       <w:pPr>
@@ -835,7 +852,25 @@
           <w:szCs w:val="18"/>
         </w:rPr>
         <w:tab/>
-        <w:t xml:space="preserve">        </w:t>
+        <w:t xml:space="preserve">      </w:t>
+      </w:r>
+      <w:r>
+        <w:rPr>
+          <w:rFonts w:ascii="Cambria" w:eastAsia="Cambria" w:hAnsi="Cambria" w:cs="Cambria"/>
+          <w:sz w:val="18"/>
+          <w:szCs w:val="18"/>
+        </w:rPr>
+        <w:t xml:space="preserve">   </w:t>
+      </w:r>
+      <w:bookmarkStart w:id="0" w:name="_GoBack"/>
+      <w:bookmarkEnd w:id="0"/>
+      <w:r>
+        <w:rPr>
+          <w:rFonts w:ascii="Cambria" w:eastAsia="Cambria" w:hAnsi="Cambria" w:cs="Cambria"/>
+          <w:sz w:val="18"/>
+          <w:szCs w:val="18"/>
+        </w:rPr>
+        <w:t xml:space="preserve">  </w:t>
       </w:r>
       <w:r>
         <w:rPr>

--- a/frontend/public/LDCU-Forms-CIT-033-Laboratoty Borrowing of Equipment.docx
+++ b/frontend/public/LDCU-Forms-CIT-033-Laboratoty Borrowing of Equipment.docx
@@ -1,20 +1,21 @@
 
 <file path=word/document.xml><?xml version="1.0" encoding="utf-8"?>
-<w:document xmlns:wpc="http://schemas.microsoft.com/office/word/2010/wordprocessingCanvas" xmlns:cx="http://schemas.microsoft.com/office/drawing/2014/chartex" xmlns:mc="http://schemas.openxmlformats.org/markup-compatibility/2006" xmlns:o="urn:schemas-microsoft-com:office:office" xmlns:r="http://schemas.openxmlformats.org/officeDocument/2006/relationships" xmlns:m="http://schemas.openxmlformats.org/officeDocument/2006/math" xmlns:v="urn:schemas-microsoft-com:vml" xmlns:wp14="http://schemas.microsoft.com/office/word/2010/wordprocessingDrawing" xmlns:wp="http://schemas.openxmlformats.org/drawingml/2006/wordprocessingDrawing" xmlns:w10="urn:schemas-microsoft-com:office:word" xmlns:w="http://schemas.openxmlformats.org/wordprocessingml/2006/main" xmlns:w14="http://schemas.microsoft.com/office/word/2010/wordml" xmlns:w15="http://schemas.microsoft.com/office/word/2012/wordml" xmlns:w16se="http://schemas.microsoft.com/office/word/2015/wordml/symex" xmlns:wpg="http://schemas.microsoft.com/office/word/2010/wordprocessingGroup" xmlns:wpi="http://schemas.microsoft.com/office/word/2010/wordprocessingInk" xmlns:wne="http://schemas.microsoft.com/office/word/2006/wordml" xmlns:wps="http://schemas.microsoft.com/office/word/2010/wordprocessingShape" mc:Ignorable="w14 w15 w16se wp14">
+<w:document xmlns:o="urn:schemas-microsoft-com:office:office" xmlns:r="http://schemas.openxmlformats.org/officeDocument/2006/relationships" xmlns:v="urn:schemas-microsoft-com:vml" xmlns:w="http://schemas.openxmlformats.org/wordprocessingml/2006/main" xmlns:w10="urn:schemas-microsoft-com:office:word" xmlns:wp="http://schemas.openxmlformats.org/drawingml/2006/wordprocessingDrawing" xmlns:wps="http://schemas.microsoft.com/office/word/2010/wordprocessingShape" xmlns:wpg="http://schemas.microsoft.com/office/word/2010/wordprocessingGroup" xmlns:mc="http://schemas.openxmlformats.org/markup-compatibility/2006" xmlns:wp14="http://schemas.microsoft.com/office/word/2010/wordprocessingDrawing" xmlns:w14="http://schemas.microsoft.com/office/word/2010/wordml" xmlns:w15="http://schemas.microsoft.com/office/word/2012/wordml" mc:Ignorable="w14 wp14 w15">
   <w:body>
     <w:p>
       <w:pPr>
-        <w:spacing w:after="0" w:line="240" w:lineRule="auto"/>
+        <w:pStyle w:val="Normal"/>
+        <w:spacing w:lineRule="auto" w:line="240" w:before="0" w:after="0"/>
         <w:jc w:val="center"/>
         <w:rPr>
-          <w:rFonts w:ascii="Cambria" w:eastAsia="Cambria" w:hAnsi="Cambria" w:cs="Cambria"/>
+          <w:rFonts w:ascii="Cambria" w:hAnsi="Cambria" w:eastAsia="Cambria" w:cs="Cambria"/>
           <w:sz w:val="20"/>
           <w:szCs w:val="20"/>
         </w:rPr>
       </w:pPr>
       <w:r>
         <w:rPr>
-          <w:rFonts w:ascii="Cambria" w:eastAsia="Cambria" w:hAnsi="Cambria" w:cs="Cambria"/>
+          <w:rFonts w:eastAsia="Cambria" w:cs="Cambria" w:ascii="Cambria" w:hAnsi="Cambria"/>
           <w:sz w:val="20"/>
           <w:szCs w:val="20"/>
         </w:rPr>
@@ -23,10 +24,11 @@
     </w:p>
     <w:p>
       <w:pPr>
-        <w:spacing w:after="0" w:line="240" w:lineRule="auto"/>
+        <w:pStyle w:val="Normal"/>
+        <w:spacing w:lineRule="auto" w:line="240" w:before="0" w:after="0"/>
         <w:jc w:val="center"/>
         <w:rPr>
-          <w:rFonts w:ascii="Cambria" w:eastAsia="Cambria" w:hAnsi="Cambria" w:cs="Cambria"/>
+          <w:rFonts w:ascii="Cambria" w:hAnsi="Cambria" w:eastAsia="Cambria" w:cs="Cambria"/>
           <w:b/>
           <w:sz w:val="18"/>
           <w:szCs w:val="18"/>
@@ -34,7 +36,7 @@
       </w:pPr>
       <w:r>
         <w:rPr>
-          <w:rFonts w:ascii="Cambria" w:eastAsia="Cambria" w:hAnsi="Cambria" w:cs="Cambria"/>
+          <w:rFonts w:eastAsia="Cambria" w:cs="Cambria" w:ascii="Cambria" w:hAnsi="Cambria"/>
           <w:b/>
           <w:sz w:val="18"/>
           <w:szCs w:val="18"/>
@@ -44,80 +46,52 @@
     </w:p>
     <w:p>
       <w:pPr>
-        <w:spacing w:after="0" w:line="240" w:lineRule="auto"/>
+        <w:pStyle w:val="Normal"/>
+        <w:spacing w:lineRule="auto" w:line="240" w:before="0" w:after="0"/>
         <w:jc w:val="center"/>
         <w:rPr>
-          <w:rFonts w:ascii="Cambria" w:eastAsia="Cambria" w:hAnsi="Cambria" w:cs="Cambria"/>
+          <w:rFonts w:ascii="Cambria" w:hAnsi="Cambria" w:eastAsia="Cambria" w:cs="Cambria"/>
           <w:b/>
           <w:sz w:val="18"/>
           <w:szCs w:val="18"/>
         </w:rPr>
       </w:pPr>
+      <w:r>
+        <w:rPr>
+          <w:rFonts w:eastAsia="Cambria" w:cs="Cambria" w:ascii="Cambria" w:hAnsi="Cambria"/>
+          <w:b/>
+          <w:sz w:val="18"/>
+          <w:szCs w:val="18"/>
+        </w:rPr>
+      </w:r>
     </w:p>
     <w:p>
       <w:pPr>
-        <w:spacing w:after="0" w:line="240" w:lineRule="auto"/>
-        <w:rPr>
-          <w:rFonts w:ascii="Cambria" w:eastAsia="Cambria" w:hAnsi="Cambria" w:cs="Cambria"/>
+        <w:pStyle w:val="Normal"/>
+        <w:spacing w:lineRule="auto" w:line="240" w:before="0" w:after="0"/>
+        <w:rPr>
+          <w:rFonts w:ascii="Cambria" w:hAnsi="Cambria" w:eastAsia="Cambria" w:cs="Cambria"/>
           <w:sz w:val="18"/>
           <w:szCs w:val="18"/>
         </w:rPr>
       </w:pPr>
       <w:r>
         <w:rPr>
-          <w:rFonts w:ascii="Cambria" w:eastAsia="Cambria" w:hAnsi="Cambria" w:cs="Cambria"/>
-          <w:sz w:val="18"/>
-          <w:szCs w:val="18"/>
-        </w:rPr>
-        <w:t>Date:</w:t>
-      </w:r>
-      <w:r>
-        <w:rPr>
-          <w:rFonts w:ascii="Cambria" w:eastAsia="Cambria" w:hAnsi="Cambria" w:cs="Cambria"/>
-          <w:sz w:val="18"/>
-          <w:szCs w:val="18"/>
-        </w:rPr>
-        <w:t xml:space="preserve"> {date}</w:t>
-      </w:r>
-      <w:r>
-        <w:rPr>
-          <w:rFonts w:ascii="Cambria" w:eastAsia="Cambria" w:hAnsi="Cambria" w:cs="Cambria"/>
-          <w:sz w:val="18"/>
-          <w:szCs w:val="18"/>
-        </w:rPr>
-        <w:t xml:space="preserve">        </w:t>
-      </w:r>
-      <w:r>
-        <w:rPr>
-          <w:rFonts w:ascii="Cambria" w:eastAsia="Cambria" w:hAnsi="Cambria" w:cs="Cambria"/>
-          <w:sz w:val="18"/>
-          <w:szCs w:val="18"/>
-        </w:rPr>
+          <w:rFonts w:eastAsia="Cambria" w:cs="Cambria" w:ascii="Cambria" w:hAnsi="Cambria"/>
+          <w:sz w:val="18"/>
+          <w:szCs w:val="18"/>
+        </w:rPr>
+        <w:t xml:space="preserve">Date: {date}        </w:t>
         <w:tab/>
-        <w:t xml:space="preserve">      L</w:t>
-      </w:r>
-      <w:r>
-        <w:rPr>
-          <w:rFonts w:ascii="Cambria" w:eastAsia="Cambria" w:hAnsi="Cambria" w:cs="Cambria"/>
-          <w:sz w:val="18"/>
-          <w:szCs w:val="18"/>
-        </w:rPr>
-        <w:t>aboratory: {laboratory}</w:t>
-      </w:r>
-      <w:r>
-        <w:rPr>
-          <w:rFonts w:ascii="Cambria" w:eastAsia="Cambria" w:hAnsi="Cambria" w:cs="Cambria"/>
-          <w:sz w:val="18"/>
-          <w:szCs w:val="18"/>
-        </w:rPr>
-        <w:t xml:space="preserve"> </w:t>
+        <w:t xml:space="preserve">      Laboratory: {laboratory} </w:t>
       </w:r>
     </w:p>
     <w:p>
       <w:pPr>
-        <w:spacing w:after="0" w:line="240" w:lineRule="auto"/>
-        <w:rPr>
-          <w:rFonts w:ascii="Cambria" w:eastAsia="Cambria" w:hAnsi="Cambria" w:cs="Cambria"/>
+        <w:pStyle w:val="Normal"/>
+        <w:spacing w:lineRule="auto" w:line="240" w:before="0" w:after="0"/>
+        <w:rPr>
+          <w:rFonts w:ascii="Cambria" w:hAnsi="Cambria" w:eastAsia="Cambria" w:cs="Cambria"/>
           <w:sz w:val="18"/>
           <w:szCs w:val="18"/>
           <w:u w:val="single"/>
@@ -125,7 +99,7 @@
       </w:pPr>
       <w:r>
         <w:rPr>
-          <w:rFonts w:ascii="Cambria" w:eastAsia="Cambria" w:hAnsi="Cambria" w:cs="Cambria"/>
+          <w:rFonts w:eastAsia="Cambria" w:cs="Cambria" w:ascii="Cambria" w:hAnsi="Cambria"/>
           <w:sz w:val="18"/>
           <w:szCs w:val="18"/>
         </w:rPr>
@@ -133,92 +107,37 @@
       </w:r>
       <w:r>
         <w:rPr>
-          <w:rFonts w:ascii="Cambria" w:eastAsia="Cambria" w:hAnsi="Cambria" w:cs="Cambria"/>
+          <w:rFonts w:eastAsia="Cambria" w:cs="Cambria" w:ascii="Cambria" w:hAnsi="Cambria"/>
           <w:sz w:val="18"/>
           <w:szCs w:val="18"/>
           <w:u w:val="single"/>
         </w:rPr>
-        <w:t>{</w:t>
-      </w:r>
-      <w:proofErr w:type="spellStart"/>
-      <w:r>
-        <w:rPr>
-          <w:rFonts w:ascii="Cambria" w:eastAsia="Cambria" w:hAnsi="Cambria" w:cs="Cambria"/>
+        <w:t>{faculty_student_name}</w:t>
+      </w:r>
+      <w:r>
+        <w:rPr>
+          <w:rFonts w:eastAsia="Cambria" w:cs="Cambria" w:ascii="Cambria" w:hAnsi="Cambria"/>
+          <w:sz w:val="18"/>
+          <w:szCs w:val="18"/>
+        </w:rPr>
+        <w:t xml:space="preserve">    Year Level: </w:t>
+      </w:r>
+      <w:r>
+        <w:rPr>
+          <w:rFonts w:eastAsia="Cambria" w:cs="Cambria" w:ascii="Cambria" w:hAnsi="Cambria"/>
           <w:sz w:val="18"/>
           <w:szCs w:val="18"/>
           <w:u w:val="single"/>
         </w:rPr>
-        <w:t>faculty_student_name</w:t>
-      </w:r>
-      <w:proofErr w:type="spellEnd"/>
-      <w:r>
-        <w:rPr>
-          <w:rFonts w:ascii="Cambria" w:eastAsia="Cambria" w:hAnsi="Cambria" w:cs="Cambria"/>
-          <w:sz w:val="18"/>
-          <w:szCs w:val="18"/>
-          <w:u w:val="single"/>
-        </w:rPr>
-        <w:t>}</w:t>
-      </w:r>
-      <w:r>
-        <w:rPr>
-          <w:rFonts w:ascii="Cambria" w:eastAsia="Cambria" w:hAnsi="Cambria" w:cs="Cambria"/>
-          <w:sz w:val="18"/>
-          <w:szCs w:val="18"/>
-        </w:rPr>
-        <w:t xml:space="preserve">    </w:t>
-      </w:r>
-      <w:r>
-        <w:rPr>
-          <w:rFonts w:ascii="Cambria" w:eastAsia="Cambria" w:hAnsi="Cambria" w:cs="Cambria"/>
-          <w:sz w:val="18"/>
-          <w:szCs w:val="18"/>
-        </w:rPr>
-        <w:t>Year Level:</w:t>
-      </w:r>
-      <w:r>
-        <w:rPr>
-          <w:rFonts w:ascii="Cambria" w:eastAsia="Cambria" w:hAnsi="Cambria" w:cs="Cambria"/>
-          <w:sz w:val="18"/>
-          <w:szCs w:val="18"/>
-        </w:rPr>
-        <w:t xml:space="preserve"> </w:t>
-      </w:r>
-      <w:r>
-        <w:rPr>
-          <w:rFonts w:ascii="Cambria" w:eastAsia="Cambria" w:hAnsi="Cambria" w:cs="Cambria"/>
-          <w:sz w:val="18"/>
-          <w:szCs w:val="18"/>
-          <w:u w:val="single"/>
-        </w:rPr>
-        <w:t>{</w:t>
-      </w:r>
-      <w:proofErr w:type="spellStart"/>
-      <w:r>
-        <w:rPr>
-          <w:rFonts w:ascii="Cambria" w:eastAsia="Cambria" w:hAnsi="Cambria" w:cs="Cambria"/>
-          <w:sz w:val="18"/>
-          <w:szCs w:val="18"/>
-          <w:u w:val="single"/>
-        </w:rPr>
-        <w:t>year_level</w:t>
-      </w:r>
-      <w:proofErr w:type="spellEnd"/>
-      <w:r>
-        <w:rPr>
-          <w:rFonts w:ascii="Cambria" w:eastAsia="Cambria" w:hAnsi="Cambria" w:cs="Cambria"/>
-          <w:sz w:val="18"/>
-          <w:szCs w:val="18"/>
-          <w:u w:val="single"/>
-        </w:rPr>
-        <w:t>}</w:t>
+        <w:t>{year_level}</w:t>
       </w:r>
     </w:p>
     <w:p>
       <w:pPr>
-        <w:spacing w:after="0" w:line="240" w:lineRule="auto"/>
-        <w:rPr>
-          <w:rFonts w:ascii="Cambria" w:eastAsia="Cambria" w:hAnsi="Cambria" w:cs="Cambria"/>
+        <w:pStyle w:val="Normal"/>
+        <w:spacing w:lineRule="auto" w:line="240" w:before="0" w:after="0"/>
+        <w:rPr>
+          <w:rFonts w:ascii="Cambria" w:hAnsi="Cambria" w:eastAsia="Cambria" w:cs="Cambria"/>
           <w:sz w:val="18"/>
           <w:szCs w:val="18"/>
           <w:u w:val="single"/>
@@ -226,52 +145,24 @@
       </w:pPr>
       <w:r>
         <w:rPr>
-          <w:rFonts w:ascii="Cambria" w:eastAsia="Cambria" w:hAnsi="Cambria" w:cs="Cambria"/>
-          <w:sz w:val="18"/>
-          <w:szCs w:val="18"/>
-        </w:rPr>
-        <w:t>Release Time:</w:t>
-      </w:r>
-      <w:r>
-        <w:rPr>
-          <w:rFonts w:ascii="Cambria" w:eastAsia="Cambria" w:hAnsi="Cambria" w:cs="Cambria"/>
-          <w:sz w:val="18"/>
-          <w:szCs w:val="18"/>
-        </w:rPr>
-        <w:t xml:space="preserve"> </w:t>
-      </w:r>
-      <w:r>
-        <w:rPr>
-          <w:rFonts w:ascii="Cambria" w:eastAsia="Cambria" w:hAnsi="Cambria" w:cs="Cambria"/>
+          <w:rFonts w:eastAsia="Cambria" w:cs="Cambria" w:ascii="Cambria" w:hAnsi="Cambria"/>
+          <w:sz w:val="18"/>
+          <w:szCs w:val="18"/>
+        </w:rPr>
+        <w:t xml:space="preserve">Release Time: </w:t>
+      </w:r>
+      <w:r>
+        <w:rPr>
+          <w:rFonts w:eastAsia="Cambria" w:cs="Cambria" w:ascii="Cambria" w:hAnsi="Cambria"/>
           <w:sz w:val="18"/>
           <w:szCs w:val="18"/>
           <w:u w:val="single"/>
         </w:rPr>
-        <w:t>{</w:t>
-      </w:r>
-      <w:proofErr w:type="spellStart"/>
-      <w:r>
-        <w:rPr>
-          <w:rFonts w:ascii="Cambria" w:eastAsia="Cambria" w:hAnsi="Cambria" w:cs="Cambria"/>
-          <w:sz w:val="18"/>
-          <w:szCs w:val="18"/>
-          <w:u w:val="single"/>
-        </w:rPr>
-        <w:t>release_time</w:t>
-      </w:r>
-      <w:proofErr w:type="spellEnd"/>
-      <w:r>
-        <w:rPr>
-          <w:rFonts w:ascii="Cambria" w:eastAsia="Cambria" w:hAnsi="Cambria" w:cs="Cambria"/>
-          <w:sz w:val="18"/>
-          <w:szCs w:val="18"/>
-          <w:u w:val="single"/>
-        </w:rPr>
-        <w:t>}</w:t>
-      </w:r>
-      <w:r>
-        <w:rPr>
-          <w:rFonts w:ascii="Cambria" w:eastAsia="Cambria" w:hAnsi="Cambria" w:cs="Cambria"/>
+        <w:t>{release_time}</w:t>
+      </w:r>
+      <w:r>
+        <w:rPr>
+          <w:rFonts w:eastAsia="Cambria" w:cs="Cambria" w:ascii="Cambria" w:hAnsi="Cambria"/>
           <w:sz w:val="18"/>
           <w:szCs w:val="18"/>
         </w:rPr>
@@ -280,46 +171,27 @@
       </w:r>
       <w:r>
         <w:rPr>
-          <w:rFonts w:ascii="Cambria" w:eastAsia="Cambria" w:hAnsi="Cambria" w:cs="Cambria"/>
+          <w:rFonts w:eastAsia="Cambria" w:cs="Cambria" w:ascii="Cambria" w:hAnsi="Cambria"/>
           <w:sz w:val="18"/>
           <w:szCs w:val="18"/>
           <w:u w:val="single"/>
         </w:rPr>
-        <w:t>{</w:t>
-      </w:r>
-      <w:proofErr w:type="spellStart"/>
-      <w:r>
-        <w:rPr>
-          <w:rFonts w:ascii="Cambria" w:eastAsia="Cambria" w:hAnsi="Cambria" w:cs="Cambria"/>
-          <w:sz w:val="18"/>
-          <w:szCs w:val="18"/>
-          <w:u w:val="single"/>
-        </w:rPr>
-        <w:t>returned_time</w:t>
-      </w:r>
-      <w:proofErr w:type="spellEnd"/>
-      <w:r>
-        <w:rPr>
-          <w:rFonts w:ascii="Cambria" w:eastAsia="Cambria" w:hAnsi="Cambria" w:cs="Cambria"/>
-          <w:sz w:val="18"/>
-          <w:szCs w:val="18"/>
-          <w:u w:val="single"/>
-        </w:rPr>
-        <w:t>}</w:t>
+        <w:t>{returned_time}</w:t>
       </w:r>
     </w:p>
     <w:p>
       <w:pPr>
-        <w:spacing w:after="0" w:line="240" w:lineRule="auto"/>
-        <w:rPr>
-          <w:rFonts w:ascii="Cambria" w:eastAsia="Cambria" w:hAnsi="Cambria" w:cs="Cambria"/>
+        <w:pStyle w:val="Normal"/>
+        <w:spacing w:lineRule="auto" w:line="240" w:before="0" w:after="0"/>
+        <w:rPr>
+          <w:rFonts w:ascii="Cambria" w:hAnsi="Cambria" w:eastAsia="Cambria" w:cs="Cambria"/>
           <w:sz w:val="18"/>
           <w:szCs w:val="18"/>
         </w:rPr>
       </w:pPr>
       <w:r>
         <w:rPr>
-          <w:rFonts w:ascii="Cambria" w:eastAsia="Cambria" w:hAnsi="Cambria" w:cs="Cambria"/>
+          <w:rFonts w:eastAsia="Cambria" w:cs="Cambria" w:ascii="Cambria" w:hAnsi="Cambria"/>
           <w:sz w:val="18"/>
           <w:szCs w:val="18"/>
         </w:rPr>
@@ -330,83 +202,79 @@
       <w:tblPr>
         <w:tblStyle w:val="a"/>
         <w:tblW w:w="5657" w:type="dxa"/>
-        <w:tblBorders>
-          <w:top w:val="single" w:sz="4" w:space="0" w:color="000000"/>
-          <w:left w:val="single" w:sz="4" w:space="0" w:color="000000"/>
-          <w:bottom w:val="single" w:sz="4" w:space="0" w:color="000000"/>
-          <w:right w:val="single" w:sz="4" w:space="0" w:color="000000"/>
-          <w:insideH w:val="single" w:sz="4" w:space="0" w:color="000000"/>
-          <w:insideV w:val="single" w:sz="4" w:space="0" w:color="000000"/>
-        </w:tblBorders>
+        <w:jc w:val="start"/>
+        <w:tblInd w:w="0" w:type="dxa"/>
         <w:tblLayout w:type="fixed"/>
-        <w:tblLook w:val="0400" w:firstRow="0" w:lastRow="0" w:firstColumn="0" w:lastColumn="0" w:noHBand="0" w:noVBand="1"/>
+        <w:tblCellMar>
+          <w:top w:w="0" w:type="dxa"/>
+          <w:start w:w="108" w:type="dxa"/>
+          <w:bottom w:w="0" w:type="dxa"/>
+          <w:end w:w="108" w:type="dxa"/>
+        </w:tblCellMar>
+        <w:tblLook w:firstRow="0" w:noVBand="1" w:lastRow="0" w:firstColumn="0" w:lastColumn="0" w:noHBand="0" w:val="0400"/>
       </w:tblPr>
       <w:tblGrid>
-        <w:gridCol w:w="985"/>
+        <w:gridCol w:w="984"/>
         <w:gridCol w:w="4672"/>
       </w:tblGrid>
       <w:tr>
         <w:trPr>
-          <w:trHeight w:val="288"/>
+          <w:trHeight w:val="288" w:hRule="atLeast"/>
         </w:trPr>
         <w:tc>
           <w:tcPr>
-            <w:tcW w:w="985" w:type="dxa"/>
+            <w:tcW w:w="984" w:type="dxa"/>
+            <w:tcBorders>
+              <w:top w:val="single" w:sz="4" w:space="0" w:color="000000"/>
+              <w:start w:val="single" w:sz="4" w:space="0" w:color="000000"/>
+              <w:bottom w:val="single" w:sz="4" w:space="0" w:color="000000"/>
+              <w:end w:val="single" w:sz="4" w:space="0" w:color="000000"/>
+            </w:tcBorders>
           </w:tcPr>
           <w:p>
             <w:pPr>
-              <w:spacing w:after="0" w:line="240" w:lineRule="auto"/>
+              <w:pStyle w:val="Normal"/>
+              <w:spacing w:lineRule="auto" w:line="240" w:before="0" w:after="0"/>
               <w:rPr>
-                <w:rFonts w:ascii="Cambria" w:eastAsia="Cambria" w:hAnsi="Cambria" w:cs="Cambria"/>
+                <w:rFonts w:ascii="Cambria" w:hAnsi="Cambria" w:eastAsia="Cambria" w:cs="Cambria"/>
                 <w:sz w:val="18"/>
                 <w:szCs w:val="18"/>
               </w:rPr>
             </w:pPr>
             <w:r>
               <w:rPr>
-                <w:rFonts w:ascii="Cambria" w:eastAsia="Cambria" w:hAnsi="Cambria" w:cs="Cambria"/>
+                <w:rFonts w:eastAsia="Cambria" w:cs="Cambria" w:ascii="Cambria" w:hAnsi="Cambria"/>
                 <w:sz w:val="18"/>
                 <w:szCs w:val="18"/>
               </w:rPr>
-              <w:t>Unit/</w:t>
-            </w:r>
-            <w:proofErr w:type="spellStart"/>
-            <w:r>
-              <w:rPr>
-                <w:rFonts w:ascii="Cambria" w:eastAsia="Cambria" w:hAnsi="Cambria" w:cs="Cambria"/>
-                <w:sz w:val="18"/>
-                <w:szCs w:val="18"/>
-              </w:rPr>
-              <w:t>Oty</w:t>
-            </w:r>
-            <w:proofErr w:type="spellEnd"/>
-            <w:r>
-              <w:rPr>
-                <w:rFonts w:ascii="Cambria" w:eastAsia="Cambria" w:hAnsi="Cambria" w:cs="Cambria"/>
-                <w:sz w:val="18"/>
-                <w:szCs w:val="18"/>
-              </w:rPr>
-              <w:t>.</w:t>
+              <w:t>Unit/Oty.</w:t>
             </w:r>
           </w:p>
         </w:tc>
         <w:tc>
           <w:tcPr>
             <w:tcW w:w="4672" w:type="dxa"/>
+            <w:tcBorders>
+              <w:top w:val="single" w:sz="4" w:space="0" w:color="000000"/>
+              <w:start w:val="single" w:sz="4" w:space="0" w:color="000000"/>
+              <w:bottom w:val="single" w:sz="4" w:space="0" w:color="000000"/>
+              <w:end w:val="single" w:sz="4" w:space="0" w:color="000000"/>
+            </w:tcBorders>
           </w:tcPr>
           <w:p>
             <w:pPr>
-              <w:spacing w:after="0" w:line="240" w:lineRule="auto"/>
+              <w:pStyle w:val="Normal"/>
+              <w:spacing w:lineRule="auto" w:line="240" w:before="0" w:after="0"/>
               <w:jc w:val="center"/>
               <w:rPr>
-                <w:rFonts w:ascii="Cambria" w:eastAsia="Cambria" w:hAnsi="Cambria" w:cs="Cambria"/>
+                <w:rFonts w:ascii="Cambria" w:hAnsi="Cambria" w:eastAsia="Cambria" w:cs="Cambria"/>
                 <w:sz w:val="18"/>
                 <w:szCs w:val="18"/>
               </w:rPr>
             </w:pPr>
             <w:r>
               <w:rPr>
-                <w:rFonts w:ascii="Cambria" w:eastAsia="Cambria" w:hAnsi="Cambria" w:cs="Cambria"/>
+                <w:rFonts w:eastAsia="Cambria" w:cs="Cambria" w:ascii="Cambria" w:hAnsi="Cambria"/>
                 <w:sz w:val="18"/>
                 <w:szCs w:val="18"/>
               </w:rPr>
@@ -417,89 +285,67 @@
       </w:tr>
       <w:tr>
         <w:trPr>
-          <w:trHeight w:val="288"/>
+          <w:trHeight w:val="288" w:hRule="atLeast"/>
         </w:trPr>
         <w:tc>
           <w:tcPr>
-            <w:tcW w:w="985" w:type="dxa"/>
+            <w:tcW w:w="984" w:type="dxa"/>
+            <w:tcBorders>
+              <w:top w:val="single" w:sz="4" w:space="0" w:color="000000"/>
+              <w:start w:val="single" w:sz="4" w:space="0" w:color="000000"/>
+              <w:bottom w:val="single" w:sz="4" w:space="0" w:color="000000"/>
+              <w:end w:val="single" w:sz="4" w:space="0" w:color="000000"/>
+            </w:tcBorders>
           </w:tcPr>
           <w:p>
             <w:pPr>
-              <w:spacing w:after="0" w:line="240" w:lineRule="auto"/>
+              <w:pStyle w:val="Normal"/>
+              <w:spacing w:lineRule="auto" w:line="240" w:before="0" w:after="0"/>
               <w:jc w:val="center"/>
               <w:rPr>
-                <w:rFonts w:ascii="Cambria" w:eastAsia="Cambria" w:hAnsi="Cambria" w:cs="Cambria"/>
+                <w:rFonts w:ascii="Cambria" w:hAnsi="Cambria" w:eastAsia="Cambria" w:cs="Cambria"/>
                 <w:sz w:val="18"/>
                 <w:szCs w:val="18"/>
               </w:rPr>
             </w:pPr>
             <w:r>
               <w:rPr>
-                <w:rFonts w:ascii="Cambria" w:eastAsia="Cambria" w:hAnsi="Cambria" w:cs="Cambria"/>
+                <w:rFonts w:eastAsia="Cambria" w:cs="Cambria" w:ascii="Cambria" w:hAnsi="Cambria"/>
                 <w:sz w:val="18"/>
                 <w:szCs w:val="18"/>
               </w:rPr>
-              <w:t>{</w:t>
-            </w:r>
-            <w:proofErr w:type="spellStart"/>
-            <w:r>
-              <w:rPr>
-                <w:rFonts w:ascii="Cambria" w:eastAsia="Cambria" w:hAnsi="Cambria" w:cs="Cambria"/>
-                <w:sz w:val="18"/>
-                <w:szCs w:val="18"/>
-              </w:rPr>
-              <w:t>unitQty_column</w:t>
-            </w:r>
-            <w:proofErr w:type="spellEnd"/>
-            <w:r>
-              <w:rPr>
-                <w:rFonts w:ascii="Cambria" w:eastAsia="Cambria" w:hAnsi="Cambria" w:cs="Cambria"/>
-                <w:sz w:val="18"/>
-                <w:szCs w:val="18"/>
-              </w:rPr>
-              <w:t>}</w:t>
+              <w:t>{unitQty_column}</w:t>
             </w:r>
           </w:p>
         </w:tc>
         <w:tc>
           <w:tcPr>
             <w:tcW w:w="4672" w:type="dxa"/>
+            <w:tcBorders>
+              <w:top w:val="single" w:sz="4" w:space="0" w:color="000000"/>
+              <w:start w:val="single" w:sz="4" w:space="0" w:color="000000"/>
+              <w:bottom w:val="single" w:sz="4" w:space="0" w:color="000000"/>
+              <w:end w:val="single" w:sz="4" w:space="0" w:color="000000"/>
+            </w:tcBorders>
           </w:tcPr>
           <w:p>
             <w:pPr>
-              <w:spacing w:after="0" w:line="240" w:lineRule="auto"/>
+              <w:pStyle w:val="Normal"/>
+              <w:spacing w:lineRule="auto" w:line="240" w:before="0" w:after="0"/>
               <w:jc w:val="center"/>
               <w:rPr>
-                <w:rFonts w:ascii="Cambria" w:eastAsia="Cambria" w:hAnsi="Cambria" w:cs="Cambria"/>
+                <w:rFonts w:ascii="Cambria" w:hAnsi="Cambria" w:eastAsia="Cambria" w:cs="Cambria"/>
                 <w:sz w:val="18"/>
                 <w:szCs w:val="18"/>
               </w:rPr>
             </w:pPr>
             <w:r>
               <w:rPr>
-                <w:rFonts w:ascii="Cambria" w:eastAsia="Cambria" w:hAnsi="Cambria" w:cs="Cambria"/>
+                <w:rFonts w:eastAsia="Cambria" w:cs="Cambria" w:ascii="Cambria" w:hAnsi="Cambria"/>
                 <w:sz w:val="18"/>
                 <w:szCs w:val="18"/>
               </w:rPr>
-              <w:t>{</w:t>
-            </w:r>
-            <w:proofErr w:type="spellStart"/>
-            <w:r>
-              <w:rPr>
-                <w:rFonts w:ascii="Cambria" w:eastAsia="Cambria" w:hAnsi="Cambria" w:cs="Cambria"/>
-                <w:sz w:val="18"/>
-                <w:szCs w:val="18"/>
-              </w:rPr>
-              <w:t>equipmentName_column</w:t>
-            </w:r>
-            <w:proofErr w:type="spellEnd"/>
-            <w:r>
-              <w:rPr>
-                <w:rFonts w:ascii="Cambria" w:eastAsia="Cambria" w:hAnsi="Cambria" w:cs="Cambria"/>
-                <w:sz w:val="18"/>
-                <w:szCs w:val="18"/>
-              </w:rPr>
-              <w:t>}</w:t>
+              <w:t>{equipmentName_column}</w:t>
             </w:r>
           </w:p>
         </w:tc>
@@ -507,16 +353,17 @@
     </w:tbl>
     <w:p>
       <w:pPr>
-        <w:spacing w:after="0" w:line="360" w:lineRule="auto"/>
-        <w:rPr>
-          <w:rFonts w:ascii="Cambria" w:eastAsia="Cambria" w:hAnsi="Cambria" w:cs="Cambria"/>
+        <w:pStyle w:val="Normal"/>
+        <w:spacing w:lineRule="auto" w:line="360" w:before="0" w:after="0"/>
+        <w:rPr>
+          <w:rFonts w:ascii="Cambria" w:hAnsi="Cambria" w:eastAsia="Cambria" w:cs="Cambria"/>
           <w:sz w:val="18"/>
           <w:szCs w:val="18"/>
         </w:rPr>
       </w:pPr>
       <w:r>
         <w:rPr>
-          <w:rFonts w:ascii="Cambria" w:eastAsia="Cambria" w:hAnsi="Cambria" w:cs="Cambria"/>
+          <w:rFonts w:eastAsia="Cambria" w:cs="Cambria" w:ascii="Cambria" w:hAnsi="Cambria"/>
           <w:sz w:val="18"/>
           <w:szCs w:val="18"/>
         </w:rPr>
@@ -524,7 +371,7 @@
       </w:r>
       <w:r>
         <w:rPr>
-          <w:rFonts w:ascii="Cambria" w:eastAsia="Cambria" w:hAnsi="Cambria" w:cs="Cambria"/>
+          <w:rFonts w:eastAsia="Cambria" w:cs="Cambria" w:ascii="Cambria" w:hAnsi="Cambria"/>
           <w:sz w:val="18"/>
           <w:szCs w:val="18"/>
           <w:u w:val="single"/>
@@ -534,52 +381,33 @@
     </w:p>
     <w:p>
       <w:pPr>
-        <w:spacing w:after="0" w:line="360" w:lineRule="auto"/>
-        <w:rPr>
-          <w:rFonts w:ascii="Cambria" w:eastAsia="Cambria" w:hAnsi="Cambria" w:cs="Cambria"/>
+        <w:pStyle w:val="Normal"/>
+        <w:spacing w:lineRule="auto" w:line="360" w:before="0" w:after="0"/>
+        <w:rPr>
+          <w:rFonts w:ascii="Cambria" w:hAnsi="Cambria" w:eastAsia="Cambria" w:cs="Cambria"/>
           <w:sz w:val="18"/>
           <w:szCs w:val="18"/>
         </w:rPr>
       </w:pPr>
       <w:r>
         <w:rPr>
-          <w:rFonts w:ascii="Cambria" w:eastAsia="Cambria" w:hAnsi="Cambria" w:cs="Cambria"/>
+          <w:rFonts w:eastAsia="Cambria" w:cs="Cambria" w:ascii="Cambria" w:hAnsi="Cambria"/>
           <w:sz w:val="18"/>
           <w:szCs w:val="18"/>
         </w:rPr>
         <w:t>Requested by:</w:t>
-      </w:r>
-      <w:r>
-        <w:rPr>
-          <w:rFonts w:ascii="Cambria" w:eastAsia="Cambria" w:hAnsi="Cambria" w:cs="Cambria"/>
-          <w:sz w:val="18"/>
-          <w:szCs w:val="18"/>
-        </w:rPr>
         <w:tab/>
-      </w:r>
-      <w:r>
-        <w:rPr>
-          <w:rFonts w:ascii="Cambria" w:eastAsia="Cambria" w:hAnsi="Cambria" w:cs="Cambria"/>
-          <w:sz w:val="18"/>
-          <w:szCs w:val="18"/>
-        </w:rPr>
         <w:tab/>
-      </w:r>
-      <w:r>
-        <w:rPr>
-          <w:rFonts w:ascii="Cambria" w:eastAsia="Cambria" w:hAnsi="Cambria" w:cs="Cambria"/>
-          <w:sz w:val="18"/>
-          <w:szCs w:val="18"/>
-        </w:rPr>
         <w:tab/>
         <w:t>Approved by:</w:t>
       </w:r>
     </w:p>
     <w:p>
       <w:pPr>
-        <w:spacing w:after="0" w:line="240" w:lineRule="auto"/>
-        <w:rPr>
-          <w:rFonts w:ascii="Cambria" w:eastAsia="Cambria" w:hAnsi="Cambria" w:cs="Cambria"/>
+        <w:pStyle w:val="Normal"/>
+        <w:spacing w:lineRule="auto" w:line="240" w:before="0" w:after="0"/>
+        <w:rPr>
+          <w:rFonts w:ascii="Cambria" w:hAnsi="Cambria" w:eastAsia="Cambria" w:cs="Cambria"/>
           <w:sz w:val="16"/>
           <w:szCs w:val="16"/>
           <w:u w:val="single"/>
@@ -587,7 +415,7 @@
       </w:pPr>
       <w:r>
         <w:rPr>
-          <w:rFonts w:ascii="Cambria" w:eastAsia="Cambria" w:hAnsi="Cambria" w:cs="Cambria"/>
+          <w:rFonts w:eastAsia="Cambria" w:cs="Cambria" w:ascii="Cambria" w:hAnsi="Cambria"/>
           <w:sz w:val="18"/>
           <w:szCs w:val="18"/>
           <w:u w:val="single"/>
@@ -596,142 +424,77 @@
       </w:r>
       <w:r>
         <w:rPr>
-          <w:rFonts w:ascii="Cambria" w:eastAsia="Cambria" w:hAnsi="Cambria" w:cs="Cambria"/>
+          <w:rFonts w:eastAsia="Cambria" w:cs="Cambria" w:ascii="Cambria" w:hAnsi="Cambria"/>
           <w:sz w:val="18"/>
           <w:szCs w:val="18"/>
           <w:u w:val="single"/>
         </w:rPr>
-        <w:t>{</w:t>
-      </w:r>
-      <w:proofErr w:type="spellStart"/>
-      <w:r>
-        <w:rPr>
-          <w:rFonts w:ascii="Cambria" w:eastAsia="Cambria" w:hAnsi="Cambria" w:cs="Cambria"/>
-          <w:sz w:val="18"/>
-          <w:szCs w:val="18"/>
-          <w:u w:val="single"/>
-        </w:rPr>
-        <w:t>requested_by</w:t>
-      </w:r>
-      <w:proofErr w:type="spellEnd"/>
-      <w:r>
-        <w:rPr>
-          <w:rFonts w:ascii="Cambria" w:eastAsia="Cambria" w:hAnsi="Cambria" w:cs="Cambria"/>
-          <w:sz w:val="18"/>
-          <w:szCs w:val="18"/>
-          <w:u w:val="single"/>
-        </w:rPr>
-        <w:t xml:space="preserve"> }</w:t>
-      </w:r>
-      <w:r>
-        <w:rPr>
-          <w:rFonts w:ascii="Cambria" w:eastAsia="Cambria" w:hAnsi="Cambria" w:cs="Cambria"/>
+        <w:t>{requested_by}</w:t>
+      </w:r>
+      <w:r>
+        <w:rPr>
+          <w:rFonts w:eastAsia="Cambria" w:cs="Cambria" w:ascii="Cambria" w:hAnsi="Cambria"/>
           <w:sz w:val="18"/>
           <w:szCs w:val="18"/>
         </w:rPr>
         <w:tab/>
-      </w:r>
-      <w:r>
-        <w:rPr>
-          <w:rFonts w:ascii="Cambria" w:eastAsia="Cambria" w:hAnsi="Cambria" w:cs="Cambria"/>
-          <w:sz w:val="18"/>
-          <w:szCs w:val="18"/>
-        </w:rPr>
         <w:tab/>
-      </w:r>
-      <w:r>
-        <w:rPr>
-          <w:rFonts w:ascii="Cambria" w:eastAsia="Cambria" w:hAnsi="Cambria" w:cs="Cambria"/>
-          <w:sz w:val="18"/>
-          <w:szCs w:val="18"/>
-        </w:rPr>
         <w:tab/>
-      </w:r>
-      <w:r>
-        <w:rPr>
-          <w:rFonts w:ascii="Cambria" w:eastAsia="Cambria" w:hAnsi="Cambria" w:cs="Cambria"/>
-          <w:sz w:val="18"/>
-          <w:szCs w:val="18"/>
-        </w:rPr>
         <w:t xml:space="preserve">     </w:t>
       </w:r>
       <w:r>
         <w:rPr>
-          <w:rFonts w:ascii="Cambria" w:eastAsia="Cambria" w:hAnsi="Cambria" w:cs="Cambria"/>
+          <w:rFonts w:eastAsia="Cambria" w:cs="Cambria" w:ascii="Cambria" w:hAnsi="Cambria"/>
           <w:sz w:val="16"/>
           <w:szCs w:val="16"/>
           <w:u w:val="single"/>
         </w:rPr>
-        <w:t>{</w:t>
-      </w:r>
-      <w:proofErr w:type="spellStart"/>
-      <w:r>
-        <w:rPr>
-          <w:rFonts w:ascii="Cambria" w:eastAsia="Cambria" w:hAnsi="Cambria" w:cs="Cambria"/>
-          <w:sz w:val="16"/>
-          <w:szCs w:val="16"/>
-          <w:u w:val="single"/>
-        </w:rPr>
-        <w:t>approved_by</w:t>
-      </w:r>
-      <w:proofErr w:type="spellEnd"/>
-      <w:r>
-        <w:rPr>
-          <w:rFonts w:ascii="Cambria" w:eastAsia="Cambria" w:hAnsi="Cambria" w:cs="Cambria"/>
-          <w:sz w:val="16"/>
-          <w:szCs w:val="16"/>
-          <w:u w:val="single"/>
-        </w:rPr>
-        <w:t>}</w:t>
+        <w:t>{approved_by}</w:t>
       </w:r>
     </w:p>
     <w:p>
       <w:pPr>
-        <w:spacing w:after="0" w:line="240" w:lineRule="auto"/>
-        <w:rPr>
-          <w:rFonts w:ascii="Cambria" w:eastAsia="Cambria" w:hAnsi="Cambria" w:cs="Cambria"/>
+        <w:pStyle w:val="Normal"/>
+        <w:spacing w:lineRule="auto" w:line="240" w:before="0" w:after="0"/>
+        <w:rPr>
+          <w:rFonts w:ascii="Cambria" w:hAnsi="Cambria" w:eastAsia="Cambria" w:cs="Cambria"/>
           <w:sz w:val="18"/>
           <w:szCs w:val="18"/>
         </w:rPr>
       </w:pPr>
       <w:r>
         <w:rPr>
-          <w:rFonts w:ascii="Cambria" w:eastAsia="Cambria" w:hAnsi="Cambria" w:cs="Cambria"/>
-          <w:sz w:val="18"/>
-          <w:szCs w:val="18"/>
-        </w:rPr>
-        <w:t xml:space="preserve"> Faculty/ Student Signature</w:t>
-      </w:r>
-      <w:r>
-        <w:rPr>
-          <w:rFonts w:ascii="Cambria" w:eastAsia="Cambria" w:hAnsi="Cambria" w:cs="Cambria"/>
-          <w:sz w:val="18"/>
-          <w:szCs w:val="18"/>
-        </w:rPr>
+          <w:rFonts w:eastAsia="Cambria" w:cs="Cambria" w:ascii="Cambria" w:hAnsi="Cambria"/>
+          <w:sz w:val="18"/>
+          <w:szCs w:val="18"/>
+        </w:rPr>
+        <w:t xml:space="preserve"> </w:t>
+      </w:r>
+      <w:r>
+        <w:rPr>
+          <w:rFonts w:eastAsia="Cambria" w:cs="Cambria" w:ascii="Cambria" w:hAnsi="Cambria"/>
+          <w:sz w:val="18"/>
+          <w:szCs w:val="18"/>
+        </w:rPr>
+        <w:t>Faculty/ Student Signature</w:t>
         <w:tab/>
-      </w:r>
-      <w:r>
-        <w:rPr>
-          <w:rFonts w:ascii="Cambria" w:eastAsia="Cambria" w:hAnsi="Cambria" w:cs="Cambria"/>
-          <w:sz w:val="18"/>
-          <w:szCs w:val="18"/>
-        </w:rPr>
         <w:tab/>
         <w:t xml:space="preserve">                            Dean</w:t>
       </w:r>
     </w:p>
     <w:p>
       <w:pPr>
-        <w:spacing w:after="0" w:line="360" w:lineRule="auto"/>
-        <w:rPr>
-          <w:rFonts w:ascii="Cambria" w:eastAsia="Cambria" w:hAnsi="Cambria" w:cs="Cambria"/>
+        <w:pStyle w:val="Normal"/>
+        <w:spacing w:lineRule="auto" w:line="360" w:before="0" w:after="0"/>
+        <w:rPr>
+          <w:rFonts w:ascii="Cambria" w:hAnsi="Cambria" w:eastAsia="Cambria" w:cs="Cambria"/>
           <w:sz w:val="18"/>
           <w:szCs w:val="18"/>
         </w:rPr>
       </w:pPr>
       <w:r>
         <w:rPr>
-          <w:rFonts w:ascii="Cambria" w:eastAsia="Cambria" w:hAnsi="Cambria" w:cs="Cambria"/>
+          <w:rFonts w:eastAsia="Cambria" w:cs="Cambria" w:ascii="Cambria" w:hAnsi="Cambria"/>
           <w:sz w:val="18"/>
           <w:szCs w:val="18"/>
         </w:rPr>
@@ -740,10 +503,11 @@
     </w:p>
     <w:p>
       <w:pPr>
-        <w:spacing w:after="0" w:line="240" w:lineRule="auto"/>
+        <w:pStyle w:val="Normal"/>
+        <w:spacing w:lineRule="auto" w:line="240" w:before="0" w:after="0"/>
         <w:jc w:val="center"/>
         <w:rPr>
-          <w:rFonts w:ascii="Cambria" w:eastAsia="Cambria" w:hAnsi="Cambria" w:cs="Cambria"/>
+          <w:rFonts w:ascii="Cambria" w:hAnsi="Cambria" w:eastAsia="Cambria" w:cs="Cambria"/>
           <w:b/>
           <w:sz w:val="18"/>
           <w:szCs w:val="18"/>
@@ -751,7 +515,7 @@
       </w:pPr>
       <w:r>
         <w:rPr>
-          <w:rFonts w:ascii="Cambria" w:eastAsia="Cambria" w:hAnsi="Cambria" w:cs="Cambria"/>
+          <w:rFonts w:eastAsia="Cambria" w:cs="Cambria" w:ascii="Cambria" w:hAnsi="Cambria"/>
           <w:b/>
           <w:sz w:val="18"/>
           <w:szCs w:val="18"/>
@@ -761,9 +525,10 @@
     </w:p>
     <w:p>
       <w:pPr>
-        <w:spacing w:after="0" w:line="360" w:lineRule="auto"/>
-        <w:rPr>
-          <w:rFonts w:ascii="Cambria" w:eastAsia="Cambria" w:hAnsi="Cambria" w:cs="Cambria"/>
+        <w:pStyle w:val="Normal"/>
+        <w:spacing w:lineRule="auto" w:line="360" w:before="0" w:after="0"/>
+        <w:rPr>
+          <w:rFonts w:ascii="Cambria" w:hAnsi="Cambria" w:eastAsia="Cambria" w:cs="Cambria"/>
           <w:sz w:val="18"/>
           <w:szCs w:val="18"/>
           <w:u w:val="single"/>
@@ -771,7 +536,7 @@
       </w:pPr>
       <w:r>
         <w:rPr>
-          <w:rFonts w:ascii="Cambria" w:eastAsia="Cambria" w:hAnsi="Cambria" w:cs="Cambria"/>
+          <w:rFonts w:eastAsia="Cambria" w:cs="Cambria" w:ascii="Cambria" w:hAnsi="Cambria"/>
           <w:sz w:val="18"/>
           <w:szCs w:val="18"/>
         </w:rPr>
@@ -779,7 +544,7 @@
       </w:r>
       <w:r>
         <w:rPr>
-          <w:rFonts w:ascii="Cambria" w:eastAsia="Cambria" w:hAnsi="Cambria" w:cs="Cambria"/>
+          <w:rFonts w:eastAsia="Cambria" w:cs="Cambria" w:ascii="Cambria" w:hAnsi="Cambria"/>
           <w:sz w:val="18"/>
           <w:szCs w:val="18"/>
           <w:u w:val="single"/>
@@ -789,38 +554,55 @@
     </w:p>
     <w:p>
       <w:pPr>
-        <w:spacing w:after="0" w:line="360" w:lineRule="auto"/>
-        <w:rPr>
-          <w:rFonts w:ascii="Cambria" w:eastAsia="Cambria" w:hAnsi="Cambria" w:cs="Cambria"/>
+        <w:pStyle w:val="Normal"/>
+        <w:spacing w:lineRule="auto" w:line="360" w:before="0" w:after="0"/>
+        <w:rPr>
+          <w:rFonts w:ascii="Cambria" w:hAnsi="Cambria" w:eastAsia="Cambria" w:cs="Cambria"/>
           <w:sz w:val="18"/>
           <w:szCs w:val="18"/>
         </w:rPr>
       </w:pPr>
+      <w:r>
+        <w:rPr>
+          <w:rFonts w:eastAsia="Cambria" w:cs="Cambria" w:ascii="Cambria" w:hAnsi="Cambria"/>
+          <w:sz w:val="18"/>
+          <w:szCs w:val="18"/>
+        </w:rPr>
+      </w:r>
     </w:p>
     <w:p>
       <w:pPr>
-        <w:spacing w:after="0" w:line="240" w:lineRule="auto"/>
+        <w:pStyle w:val="Normal"/>
+        <w:spacing w:lineRule="auto" w:line="240" w:before="0" w:after="0"/>
         <w:jc w:val="center"/>
         <w:rPr>
-          <w:rFonts w:ascii="Cambria" w:eastAsia="Cambria" w:hAnsi="Cambria" w:cs="Cambria"/>
+          <w:rFonts w:ascii="Cambria" w:hAnsi="Cambria" w:eastAsia="Cambria" w:cs="Cambria"/>
           <w:sz w:val="18"/>
           <w:szCs w:val="18"/>
         </w:rPr>
       </w:pPr>
+      <w:r>
+        <w:rPr>
+          <w:rFonts w:eastAsia="Cambria" w:cs="Cambria" w:ascii="Cambria" w:hAnsi="Cambria"/>
+          <w:sz w:val="18"/>
+          <w:szCs w:val="18"/>
+        </w:rPr>
+      </w:r>
     </w:p>
     <w:p>
       <w:pPr>
-        <w:spacing w:after="0" w:line="240" w:lineRule="auto"/>
+        <w:pStyle w:val="Normal"/>
+        <w:spacing w:lineRule="auto" w:line="240" w:before="0" w:after="0"/>
         <w:jc w:val="center"/>
         <w:rPr>
-          <w:rFonts w:ascii="Cambria" w:eastAsia="Cambria" w:hAnsi="Cambria" w:cs="Cambria"/>
+          <w:rFonts w:ascii="Cambria" w:hAnsi="Cambria" w:eastAsia="Cambria" w:cs="Cambria"/>
           <w:sz w:val="18"/>
           <w:szCs w:val="18"/>
         </w:rPr>
       </w:pPr>
       <w:r>
         <w:rPr>
-          <w:rFonts w:ascii="Cambria" w:eastAsia="Cambria" w:hAnsi="Cambria" w:cs="Cambria"/>
+          <w:rFonts w:eastAsia="Cambria" w:cs="Cambria" w:ascii="Cambria" w:hAnsi="Cambria"/>
           <w:sz w:val="18"/>
           <w:szCs w:val="18"/>
         </w:rPr>
@@ -829,9 +611,10 @@
     </w:p>
     <w:p>
       <w:pPr>
-        <w:spacing w:after="0" w:line="240" w:lineRule="auto"/>
-        <w:rPr>
-          <w:rFonts w:ascii="Cambria" w:eastAsia="Cambria" w:hAnsi="Cambria" w:cs="Cambria"/>
+        <w:pStyle w:val="Normal"/>
+        <w:spacing w:lineRule="auto" w:line="240" w:before="0" w:after="0"/>
+        <w:rPr>
+          <w:rFonts w:ascii="Cambria" w:hAnsi="Cambria" w:eastAsia="Cambria" w:cs="Cambria"/>
           <w:sz w:val="18"/>
           <w:szCs w:val="18"/>
           <w:u w:val="single"/>
@@ -839,34 +622,19 @@
       </w:pPr>
       <w:r>
         <w:rPr>
-          <w:rFonts w:ascii="Cambria" w:eastAsia="Cambria" w:hAnsi="Cambria" w:cs="Cambria"/>
+          <w:rFonts w:eastAsia="Cambria" w:cs="Cambria" w:ascii="Cambria" w:hAnsi="Cambria"/>
           <w:sz w:val="18"/>
           <w:szCs w:val="18"/>
         </w:rPr>
         <w:tab/>
-      </w:r>
-      <w:r>
-        <w:rPr>
-          <w:rFonts w:ascii="Cambria" w:eastAsia="Cambria" w:hAnsi="Cambria" w:cs="Cambria"/>
-          <w:sz w:val="18"/>
-          <w:szCs w:val="18"/>
-        </w:rPr>
         <w:tab/>
-        <w:t xml:space="preserve">      </w:t>
-      </w:r>
-      <w:r>
-        <w:rPr>
-          <w:rFonts w:ascii="Cambria" w:eastAsia="Cambria" w:hAnsi="Cambria" w:cs="Cambria"/>
-          <w:sz w:val="18"/>
-          <w:szCs w:val="18"/>
-        </w:rPr>
-        <w:t xml:space="preserve">   </w:t>
+        <w:t xml:space="preserve">         </w:t>
       </w:r>
       <w:bookmarkStart w:id="0" w:name="_GoBack"/>
       <w:bookmarkEnd w:id="0"/>
       <w:r>
         <w:rPr>
-          <w:rFonts w:ascii="Cambria" w:eastAsia="Cambria" w:hAnsi="Cambria" w:cs="Cambria"/>
+          <w:rFonts w:eastAsia="Cambria" w:cs="Cambria" w:ascii="Cambria" w:hAnsi="Cambria"/>
           <w:sz w:val="18"/>
           <w:szCs w:val="18"/>
         </w:rPr>
@@ -874,47 +642,28 @@
       </w:r>
       <w:r>
         <w:rPr>
-          <w:rFonts w:ascii="Cambria" w:eastAsia="Cambria" w:hAnsi="Cambria" w:cs="Cambria"/>
+          <w:rFonts w:eastAsia="Cambria" w:cs="Cambria" w:ascii="Cambria" w:hAnsi="Cambria"/>
           <w:sz w:val="18"/>
           <w:szCs w:val="18"/>
           <w:u w:val="single"/>
         </w:rPr>
-        <w:t>{</w:t>
-      </w:r>
-      <w:proofErr w:type="spellStart"/>
-      <w:r>
-        <w:rPr>
-          <w:rFonts w:ascii="Cambria" w:eastAsia="Cambria" w:hAnsi="Cambria" w:cs="Cambria"/>
-          <w:sz w:val="18"/>
-          <w:szCs w:val="18"/>
-          <w:u w:val="single"/>
-        </w:rPr>
-        <w:t>monitored_by</w:t>
-      </w:r>
-      <w:proofErr w:type="spellEnd"/>
-      <w:r>
-        <w:rPr>
-          <w:rFonts w:ascii="Cambria" w:eastAsia="Cambria" w:hAnsi="Cambria" w:cs="Cambria"/>
-          <w:sz w:val="18"/>
-          <w:szCs w:val="18"/>
-          <w:u w:val="single"/>
-        </w:rPr>
-        <w:t>}</w:t>
+        <w:t>{monitored_by}</w:t>
       </w:r>
     </w:p>
     <w:p>
       <w:pPr>
-        <w:spacing w:after="0" w:line="240" w:lineRule="auto"/>
+        <w:pStyle w:val="Normal"/>
+        <w:spacing w:lineRule="auto" w:line="240" w:before="0" w:after="0"/>
         <w:jc w:val="center"/>
         <w:rPr>
-          <w:rFonts w:ascii="Cambria" w:eastAsia="Cambria" w:hAnsi="Cambria" w:cs="Cambria"/>
+          <w:rFonts w:ascii="Cambria" w:hAnsi="Cambria" w:eastAsia="Cambria" w:cs="Cambria"/>
           <w:sz w:val="18"/>
           <w:szCs w:val="18"/>
         </w:rPr>
       </w:pPr>
       <w:r>
         <w:rPr>
-          <w:rFonts w:ascii="Cambria" w:eastAsia="Cambria" w:hAnsi="Cambria" w:cs="Cambria"/>
+          <w:rFonts w:eastAsia="Cambria" w:cs="Cambria" w:ascii="Cambria" w:hAnsi="Cambria"/>
           <w:sz w:val="18"/>
           <w:szCs w:val="18"/>
         </w:rPr>
@@ -922,144 +671,116 @@
       </w:r>
     </w:p>
     <w:sectPr>
-      <w:headerReference w:type="even" r:id="rId6"/>
-      <w:headerReference w:type="default" r:id="rId7"/>
-      <w:footerReference w:type="even" r:id="rId8"/>
-      <w:footerReference w:type="default" r:id="rId9"/>
-      <w:headerReference w:type="first" r:id="rId10"/>
-      <w:footerReference w:type="first" r:id="rId11"/>
-      <w:pgSz w:w="6120" w:h="7920"/>
-      <w:pgMar w:top="567" w:right="181" w:bottom="176" w:left="272" w:header="181" w:footer="0" w:gutter="0"/>
-      <w:pgNumType w:start="1"/>
-      <w:cols w:space="720"/>
+      <w:headerReference w:type="even" r:id="rId2"/>
+      <w:headerReference w:type="default" r:id="rId3"/>
+      <w:headerReference w:type="first" r:id="rId4"/>
+      <w:footerReference w:type="even" r:id="rId5"/>
+      <w:footerReference w:type="default" r:id="rId6"/>
+      <w:footerReference w:type="first" r:id="rId7"/>
+      <w:type w:val="nextPage"/>
+      <w:pgSz w:w="6120" w:h="7937"/>
+      <w:pgMar w:left="272" w:right="181" w:gutter="0" w:header="181" w:top="567" w:footer="0" w:bottom="176"/>
+      <w:paperSrc w:first="0" w:other="0"/>
+      <w:pgNumType w:start="1" w:fmt="decimal"/>
+      <w:formProt w:val="false"/>
+      <w:textDirection w:val="lrTb"/>
+      <w:docGrid w:type="default" w:linePitch="100" w:charSpace="4096"/>
     </w:sectPr>
   </w:body>
 </w:document>
 </file>
 
-<file path=word/endnotes.xml><?xml version="1.0" encoding="utf-8"?>
-<w:endnotes xmlns:wpc="http://schemas.microsoft.com/office/word/2010/wordprocessingCanvas" xmlns:cx="http://schemas.microsoft.com/office/drawing/2014/chartex" xmlns:mc="http://schemas.openxmlformats.org/markup-compatibility/2006" xmlns:o="urn:schemas-microsoft-com:office:office" xmlns:r="http://schemas.openxmlformats.org/officeDocument/2006/relationships" xmlns:m="http://schemas.openxmlformats.org/officeDocument/2006/math" xmlns:v="urn:schemas-microsoft-com:vml" xmlns:wp14="http://schemas.microsoft.com/office/word/2010/wordprocessingDrawing" xmlns:wp="http://schemas.openxmlformats.org/drawingml/2006/wordprocessingDrawing" xmlns:w10="urn:schemas-microsoft-com:office:word" xmlns:w="http://schemas.openxmlformats.org/wordprocessingml/2006/main" xmlns:w14="http://schemas.microsoft.com/office/word/2010/wordml" xmlns:w15="http://schemas.microsoft.com/office/word/2012/wordml" xmlns:w16se="http://schemas.microsoft.com/office/word/2015/wordml/symex" xmlns:wpg="http://schemas.microsoft.com/office/word/2010/wordprocessingGroup" xmlns:wpi="http://schemas.microsoft.com/office/word/2010/wordprocessingInk" xmlns:wne="http://schemas.microsoft.com/office/word/2006/wordml" xmlns:wps="http://schemas.microsoft.com/office/word/2010/wordprocessingShape" mc:Ignorable="w14 w15 w16se wp14">
-  <w:endnote w:type="separator" w:id="-1">
-    <w:p>
-      <w:pPr>
-        <w:spacing w:after="0" w:line="240" w:lineRule="auto"/>
-      </w:pPr>
-      <w:r>
-        <w:separator/>
-      </w:r>
-    </w:p>
-  </w:endnote>
-  <w:endnote w:type="continuationSeparator" w:id="0">
-    <w:p>
-      <w:pPr>
-        <w:spacing w:after="0" w:line="240" w:lineRule="auto"/>
-      </w:pPr>
-      <w:r>
-        <w:continuationSeparator/>
-      </w:r>
-    </w:p>
-  </w:endnote>
-</w:endnotes>
-</file>
-
 <file path=word/footer1.xml><?xml version="1.0" encoding="utf-8"?>
-<w:ftr xmlns:wpc="http://schemas.microsoft.com/office/word/2010/wordprocessingCanvas" xmlns:cx="http://schemas.microsoft.com/office/drawing/2014/chartex" xmlns:mc="http://schemas.openxmlformats.org/markup-compatibility/2006" xmlns:o="urn:schemas-microsoft-com:office:office" xmlns:r="http://schemas.openxmlformats.org/officeDocument/2006/relationships" xmlns:m="http://schemas.openxmlformats.org/officeDocument/2006/math" xmlns:v="urn:schemas-microsoft-com:vml" xmlns:wp14="http://schemas.microsoft.com/office/word/2010/wordprocessingDrawing" xmlns:wp="http://schemas.openxmlformats.org/drawingml/2006/wordprocessingDrawing" xmlns:w10="urn:schemas-microsoft-com:office:word" xmlns:w="http://schemas.openxmlformats.org/wordprocessingml/2006/main" xmlns:w14="http://schemas.microsoft.com/office/word/2010/wordml" xmlns:w15="http://schemas.microsoft.com/office/word/2012/wordml" xmlns:w16se="http://schemas.microsoft.com/office/word/2015/wordml/symex" xmlns:wpg="http://schemas.microsoft.com/office/word/2010/wordprocessingGroup" xmlns:wpi="http://schemas.microsoft.com/office/word/2010/wordprocessingInk" xmlns:wne="http://schemas.microsoft.com/office/word/2006/wordml" xmlns:wps="http://schemas.microsoft.com/office/word/2010/wordprocessingShape" mc:Ignorable="w14 w15 w16se wp14">
+<w:ftr xmlns:o="urn:schemas-microsoft-com:office:office" xmlns:r="http://schemas.openxmlformats.org/officeDocument/2006/relationships" xmlns:v="urn:schemas-microsoft-com:vml" xmlns:w="http://schemas.openxmlformats.org/wordprocessingml/2006/main" xmlns:w10="urn:schemas-microsoft-com:office:word" xmlns:wp="http://schemas.openxmlformats.org/drawingml/2006/wordprocessingDrawing" xmlns:wps="http://schemas.microsoft.com/office/word/2010/wordprocessingShape" xmlns:wpg="http://schemas.microsoft.com/office/word/2010/wordprocessingGroup" xmlns:mc="http://schemas.openxmlformats.org/markup-compatibility/2006" xmlns:wp14="http://schemas.microsoft.com/office/word/2010/wordprocessingDrawing" xmlns:w14="http://schemas.microsoft.com/office/word/2010/wordml" xmlns:w15="http://schemas.microsoft.com/office/word/2012/wordml" mc:Ignorable="w14 wp14 w15">
   <w:p>
     <w:pPr>
-      <w:pBdr>
-        <w:top w:val="nil"/>
-        <w:left w:val="nil"/>
-        <w:bottom w:val="nil"/>
-        <w:right w:val="nil"/>
-        <w:between w:val="nil"/>
-      </w:pBdr>
-      <w:tabs>
-        <w:tab w:val="center" w:pos="4680"/>
-        <w:tab w:val="right" w:pos="9360"/>
-      </w:tabs>
-      <w:spacing w:after="0" w:line="240" w:lineRule="auto"/>
-      <w:rPr>
-        <w:color w:val="000000"/>
-      </w:rPr>
+      <w:pStyle w:val="Normal"/>
+      <w:spacing w:before="0" w:after="200"/>
+      <w:rPr/>
     </w:pPr>
+    <w:r>
+      <w:rPr/>
+    </w:r>
   </w:p>
 </w:ftr>
 </file>
 
 <file path=word/footer2.xml><?xml version="1.0" encoding="utf-8"?>
-<w:ftr xmlns:wpc="http://schemas.microsoft.com/office/word/2010/wordprocessingCanvas" xmlns:cx="http://schemas.microsoft.com/office/drawing/2014/chartex" xmlns:mc="http://schemas.openxmlformats.org/markup-compatibility/2006" xmlns:o="urn:schemas-microsoft-com:office:office" xmlns:r="http://schemas.openxmlformats.org/officeDocument/2006/relationships" xmlns:m="http://schemas.openxmlformats.org/officeDocument/2006/math" xmlns:v="urn:schemas-microsoft-com:vml" xmlns:wp14="http://schemas.microsoft.com/office/word/2010/wordprocessingDrawing" xmlns:wp="http://schemas.openxmlformats.org/drawingml/2006/wordprocessingDrawing" xmlns:w10="urn:schemas-microsoft-com:office:word" xmlns:w="http://schemas.openxmlformats.org/wordprocessingml/2006/main" xmlns:w14="http://schemas.microsoft.com/office/word/2010/wordml" xmlns:w15="http://schemas.microsoft.com/office/word/2012/wordml" xmlns:w16se="http://schemas.microsoft.com/office/word/2015/wordml/symex" xmlns:wpg="http://schemas.microsoft.com/office/word/2010/wordprocessingGroup" xmlns:wpi="http://schemas.microsoft.com/office/word/2010/wordprocessingInk" xmlns:wne="http://schemas.microsoft.com/office/word/2006/wordml" xmlns:wps="http://schemas.microsoft.com/office/word/2010/wordprocessingShape" mc:Ignorable="w14 w15 w16se wp14">
+<w:ftr xmlns:o="urn:schemas-microsoft-com:office:office" xmlns:r="http://schemas.openxmlformats.org/officeDocument/2006/relationships" xmlns:v="urn:schemas-microsoft-com:vml" xmlns:w="http://schemas.openxmlformats.org/wordprocessingml/2006/main" xmlns:w10="urn:schemas-microsoft-com:office:word" xmlns:wp="http://schemas.openxmlformats.org/drawingml/2006/wordprocessingDrawing" xmlns:wps="http://schemas.microsoft.com/office/word/2010/wordprocessingShape" xmlns:wpg="http://schemas.microsoft.com/office/word/2010/wordprocessingGroup" xmlns:mc="http://schemas.openxmlformats.org/markup-compatibility/2006" xmlns:wp14="http://schemas.microsoft.com/office/word/2010/wordprocessingDrawing" xmlns:w14="http://schemas.microsoft.com/office/word/2010/wordml" xmlns:w15="http://schemas.microsoft.com/office/word/2012/wordml" mc:Ignorable="w14 wp14 w15">
   <w:p>
     <w:pPr>
-      <w:widowControl w:val="0"/>
-      <w:pBdr>
-        <w:top w:val="nil"/>
-        <w:left w:val="nil"/>
-        <w:bottom w:val="nil"/>
-        <w:right w:val="nil"/>
-        <w:between w:val="nil"/>
-      </w:pBdr>
-      <w:spacing w:after="0"/>
+      <w:pStyle w:val="Normal"/>
+      <w:widowControl w:val="false"/>
+      <w:pBdr/>
+      <w:spacing w:before="0" w:after="0"/>
       <w:rPr>
         <w:color w:val="000000"/>
       </w:rPr>
     </w:pPr>
+    <w:r>
+      <w:rPr>
+        <w:color w:val="000000"/>
+      </w:rPr>
+    </w:r>
   </w:p>
   <w:tbl>
     <w:tblPr>
       <w:tblStyle w:val="a0"/>
       <w:tblW w:w="5562" w:type="dxa"/>
+      <w:jc w:val="start"/>
       <w:tblInd w:w="108" w:type="dxa"/>
-      <w:tblBorders>
-        <w:top w:val="single" w:sz="4" w:space="0" w:color="000000"/>
-        <w:left w:val="single" w:sz="4" w:space="0" w:color="000000"/>
-        <w:bottom w:val="single" w:sz="4" w:space="0" w:color="000000"/>
-        <w:right w:val="single" w:sz="4" w:space="0" w:color="000000"/>
-        <w:insideH w:val="single" w:sz="4" w:space="0" w:color="000000"/>
-        <w:insideV w:val="single" w:sz="4" w:space="0" w:color="000000"/>
-      </w:tblBorders>
       <w:tblLayout w:type="fixed"/>
-      <w:tblLook w:val="0400" w:firstRow="0" w:lastRow="0" w:firstColumn="0" w:lastColumn="0" w:noHBand="0" w:noVBand="1"/>
+      <w:tblCellMar>
+        <w:top w:w="0" w:type="dxa"/>
+        <w:start w:w="108" w:type="dxa"/>
+        <w:bottom w:w="0" w:type="dxa"/>
+        <w:end w:w="108" w:type="dxa"/>
+      </w:tblCellMar>
+      <w:tblLook w:firstRow="0" w:noVBand="1" w:lastRow="0" w:firstColumn="0" w:lastColumn="0" w:noHBand="0" w:val="0400"/>
     </w:tblPr>
     <w:tblGrid>
-      <w:gridCol w:w="2160"/>
+      <w:gridCol w:w="2159"/>
       <w:gridCol w:w="1332"/>
       <w:gridCol w:w="990"/>
       <w:gridCol w:w="1080"/>
     </w:tblGrid>
     <w:tr>
+      <w:trPr/>
       <w:tc>
         <w:tcPr>
-          <w:tcW w:w="2160" w:type="dxa"/>
+          <w:tcW w:w="2159" w:type="dxa"/>
           <w:tcBorders>
             <w:top w:val="single" w:sz="24" w:space="0" w:color="800000"/>
-            <w:left w:val="nil"/>
-            <w:bottom w:val="nil"/>
-            <w:right w:val="nil"/>
           </w:tcBorders>
         </w:tcPr>
         <w:p>
           <w:pPr>
-            <w:pBdr>
-              <w:top w:val="nil"/>
-              <w:left w:val="nil"/>
-              <w:bottom w:val="nil"/>
-              <w:right w:val="nil"/>
-              <w:between w:val="nil"/>
-            </w:pBdr>
+            <w:pStyle w:val="Normal"/>
+            <w:pBdr/>
             <w:tabs>
-              <w:tab w:val="center" w:pos="4680"/>
-              <w:tab w:val="right" w:pos="9360"/>
+              <w:tab w:val="clear" w:pos="720"/>
+              <w:tab w:val="center" w:pos="4680" w:leader="none"/>
+              <w:tab w:val="right" w:pos="9360" w:leader="none"/>
             </w:tabs>
-            <w:spacing w:after="0" w:line="240" w:lineRule="auto"/>
+            <w:spacing w:lineRule="auto" w:line="240" w:before="0" w:after="0"/>
             <w:jc w:val="center"/>
             <w:rPr>
-              <w:rFonts w:ascii="Cambria" w:eastAsia="Cambria" w:hAnsi="Cambria" w:cs="Cambria"/>
+              <w:rFonts w:ascii="Cambria" w:hAnsi="Cambria" w:eastAsia="Cambria" w:cs="Cambria"/>
               <w:b/>
               <w:color w:val="000000"/>
               <w:sz w:val="6"/>
               <w:szCs w:val="6"/>
             </w:rPr>
           </w:pPr>
+          <w:r>
+            <w:rPr>
+              <w:rFonts w:eastAsia="Cambria" w:cs="Cambria" w:ascii="Cambria" w:hAnsi="Cambria"/>
+              <w:b/>
+              <w:color w:val="000000"/>
+              <w:sz w:val="6"/>
+              <w:szCs w:val="6"/>
+            </w:rPr>
+          </w:r>
         </w:p>
       </w:tc>
       <w:tc>
@@ -1067,35 +788,38 @@
           <w:tcW w:w="1332" w:type="dxa"/>
           <w:tcBorders>
             <w:top w:val="single" w:sz="24" w:space="0" w:color="800000"/>
-            <w:left w:val="nil"/>
             <w:bottom w:val="single" w:sz="4" w:space="0" w:color="000000"/>
-            <w:right w:val="nil"/>
           </w:tcBorders>
-          <w:shd w:val="clear" w:color="auto" w:fill="auto"/>
+          <w:shd w:color="auto" w:fill="auto" w:val="clear"/>
         </w:tcPr>
         <w:p>
           <w:pPr>
-            <w:pBdr>
-              <w:top w:val="nil"/>
-              <w:left w:val="nil"/>
-              <w:bottom w:val="nil"/>
-              <w:right w:val="nil"/>
-              <w:between w:val="nil"/>
-            </w:pBdr>
+            <w:pStyle w:val="Normal"/>
+            <w:pBdr/>
             <w:tabs>
-              <w:tab w:val="center" w:pos="4680"/>
-              <w:tab w:val="right" w:pos="9360"/>
+              <w:tab w:val="clear" w:pos="720"/>
+              <w:tab w:val="center" w:pos="4680" w:leader="none"/>
+              <w:tab w:val="right" w:pos="9360" w:leader="none"/>
             </w:tabs>
-            <w:spacing w:after="0" w:line="240" w:lineRule="auto"/>
+            <w:spacing w:lineRule="auto" w:line="240" w:before="0" w:after="0"/>
             <w:jc w:val="center"/>
             <w:rPr>
-              <w:rFonts w:ascii="Cambria" w:eastAsia="Cambria" w:hAnsi="Cambria" w:cs="Cambria"/>
+              <w:rFonts w:ascii="Cambria" w:hAnsi="Cambria" w:eastAsia="Cambria" w:cs="Cambria"/>
               <w:b/>
               <w:color w:val="000000"/>
               <w:sz w:val="6"/>
               <w:szCs w:val="6"/>
             </w:rPr>
           </w:pPr>
+          <w:r>
+            <w:rPr>
+              <w:rFonts w:eastAsia="Cambria" w:cs="Cambria" w:ascii="Cambria" w:hAnsi="Cambria"/>
+              <w:b/>
+              <w:color w:val="000000"/>
+              <w:sz w:val="6"/>
+              <w:szCs w:val="6"/>
+            </w:rPr>
+          </w:r>
         </w:p>
       </w:tc>
       <w:tc>
@@ -1103,35 +827,38 @@
           <w:tcW w:w="990" w:type="dxa"/>
           <w:tcBorders>
             <w:top w:val="single" w:sz="24" w:space="0" w:color="800000"/>
-            <w:left w:val="nil"/>
             <w:bottom w:val="single" w:sz="4" w:space="0" w:color="000000"/>
-            <w:right w:val="nil"/>
           </w:tcBorders>
-          <w:shd w:val="clear" w:color="auto" w:fill="auto"/>
+          <w:shd w:color="auto" w:fill="auto" w:val="clear"/>
         </w:tcPr>
         <w:p>
           <w:pPr>
-            <w:pBdr>
-              <w:top w:val="nil"/>
-              <w:left w:val="nil"/>
-              <w:bottom w:val="nil"/>
-              <w:right w:val="nil"/>
-              <w:between w:val="nil"/>
-            </w:pBdr>
+            <w:pStyle w:val="Normal"/>
+            <w:pBdr/>
             <w:tabs>
-              <w:tab w:val="center" w:pos="4680"/>
-              <w:tab w:val="right" w:pos="9360"/>
+              <w:tab w:val="clear" w:pos="720"/>
+              <w:tab w:val="center" w:pos="4680" w:leader="none"/>
+              <w:tab w:val="right" w:pos="9360" w:leader="none"/>
             </w:tabs>
-            <w:spacing w:after="0" w:line="240" w:lineRule="auto"/>
+            <w:spacing w:lineRule="auto" w:line="240" w:before="0" w:after="0"/>
             <w:jc w:val="center"/>
             <w:rPr>
-              <w:rFonts w:ascii="Cambria" w:eastAsia="Cambria" w:hAnsi="Cambria" w:cs="Cambria"/>
+              <w:rFonts w:ascii="Cambria" w:hAnsi="Cambria" w:eastAsia="Cambria" w:cs="Cambria"/>
               <w:b/>
               <w:color w:val="000000"/>
               <w:sz w:val="6"/>
               <w:szCs w:val="6"/>
             </w:rPr>
           </w:pPr>
+          <w:r>
+            <w:rPr>
+              <w:rFonts w:eastAsia="Cambria" w:cs="Cambria" w:ascii="Cambria" w:hAnsi="Cambria"/>
+              <w:b/>
+              <w:color w:val="000000"/>
+              <w:sz w:val="6"/>
+              <w:szCs w:val="6"/>
+            </w:rPr>
+          </w:r>
         </w:p>
       </w:tc>
       <w:tc>
@@ -1139,74 +866,79 @@
           <w:tcW w:w="1080" w:type="dxa"/>
           <w:tcBorders>
             <w:top w:val="single" w:sz="24" w:space="0" w:color="800000"/>
-            <w:left w:val="nil"/>
             <w:bottom w:val="single" w:sz="4" w:space="0" w:color="000000"/>
-            <w:right w:val="nil"/>
           </w:tcBorders>
         </w:tcPr>
         <w:p>
           <w:pPr>
-            <w:pBdr>
-              <w:top w:val="nil"/>
-              <w:left w:val="nil"/>
-              <w:bottom w:val="nil"/>
-              <w:right w:val="nil"/>
-              <w:between w:val="nil"/>
-            </w:pBdr>
+            <w:pStyle w:val="Normal"/>
+            <w:pBdr/>
             <w:tabs>
-              <w:tab w:val="center" w:pos="4680"/>
-              <w:tab w:val="right" w:pos="9360"/>
+              <w:tab w:val="clear" w:pos="720"/>
+              <w:tab w:val="center" w:pos="4680" w:leader="none"/>
+              <w:tab w:val="right" w:pos="9360" w:leader="none"/>
             </w:tabs>
-            <w:spacing w:after="0" w:line="240" w:lineRule="auto"/>
+            <w:spacing w:lineRule="auto" w:line="240" w:before="0" w:after="0"/>
             <w:jc w:val="center"/>
             <w:rPr>
-              <w:rFonts w:ascii="Cambria" w:eastAsia="Cambria" w:hAnsi="Cambria" w:cs="Cambria"/>
+              <w:rFonts w:ascii="Cambria" w:hAnsi="Cambria" w:eastAsia="Cambria" w:cs="Cambria"/>
               <w:b/>
               <w:color w:val="000000"/>
               <w:sz w:val="6"/>
               <w:szCs w:val="6"/>
             </w:rPr>
           </w:pPr>
+          <w:r>
+            <w:rPr>
+              <w:rFonts w:eastAsia="Cambria" w:cs="Cambria" w:ascii="Cambria" w:hAnsi="Cambria"/>
+              <w:b/>
+              <w:color w:val="000000"/>
+              <w:sz w:val="6"/>
+              <w:szCs w:val="6"/>
+            </w:rPr>
+          </w:r>
         </w:p>
       </w:tc>
     </w:tr>
     <w:tr>
       <w:trPr>
-        <w:trHeight w:val="146"/>
+        <w:trHeight w:val="146" w:hRule="atLeast"/>
       </w:trPr>
       <w:tc>
         <w:tcPr>
-          <w:tcW w:w="2160" w:type="dxa"/>
+          <w:tcW w:w="2159" w:type="dxa"/>
           <w:tcBorders>
-            <w:top w:val="nil"/>
-            <w:left w:val="nil"/>
-            <w:bottom w:val="nil"/>
-            <w:right w:val="single" w:sz="4" w:space="0" w:color="000000"/>
+            <w:end w:val="single" w:sz="4" w:space="0" w:color="000000"/>
           </w:tcBorders>
         </w:tcPr>
         <w:p>
           <w:pPr>
-            <w:pBdr>
-              <w:top w:val="nil"/>
-              <w:left w:val="nil"/>
-              <w:bottom w:val="nil"/>
-              <w:right w:val="nil"/>
-              <w:between w:val="nil"/>
-            </w:pBdr>
+            <w:pStyle w:val="Normal"/>
+            <w:pBdr/>
             <w:tabs>
-              <w:tab w:val="center" w:pos="4680"/>
-              <w:tab w:val="right" w:pos="9360"/>
+              <w:tab w:val="clear" w:pos="720"/>
+              <w:tab w:val="center" w:pos="4680" w:leader="none"/>
+              <w:tab w:val="right" w:pos="9360" w:leader="none"/>
             </w:tabs>
-            <w:spacing w:after="0" w:line="240" w:lineRule="auto"/>
+            <w:spacing w:lineRule="auto" w:line="240" w:before="0" w:after="0"/>
             <w:jc w:val="center"/>
             <w:rPr>
-              <w:rFonts w:ascii="Cambria" w:eastAsia="Cambria" w:hAnsi="Cambria" w:cs="Cambria"/>
+              <w:rFonts w:ascii="Cambria" w:hAnsi="Cambria" w:eastAsia="Cambria" w:cs="Cambria"/>
               <w:b/>
               <w:color w:val="000000"/>
               <w:sz w:val="10"/>
               <w:szCs w:val="10"/>
             </w:rPr>
           </w:pPr>
+          <w:r>
+            <w:rPr>
+              <w:rFonts w:eastAsia="Cambria" w:cs="Cambria" w:ascii="Cambria" w:hAnsi="Cambria"/>
+              <w:b/>
+              <w:color w:val="000000"/>
+              <w:sz w:val="10"/>
+              <w:szCs w:val="10"/>
+            </w:rPr>
+          </w:r>
         </w:p>
       </w:tc>
       <w:tc>
@@ -1214,27 +946,25 @@
           <w:tcW w:w="1332" w:type="dxa"/>
           <w:tcBorders>
             <w:top w:val="single" w:sz="4" w:space="0" w:color="000000"/>
-            <w:left w:val="single" w:sz="4" w:space="0" w:color="000000"/>
+            <w:start w:val="single" w:sz="4" w:space="0" w:color="000000"/>
+            <w:bottom w:val="single" w:sz="4" w:space="0" w:color="000000"/>
+            <w:end w:val="single" w:sz="4" w:space="0" w:color="000000"/>
           </w:tcBorders>
-          <w:shd w:val="clear" w:color="auto" w:fill="auto"/>
+          <w:shd w:color="auto" w:fill="auto" w:val="clear"/>
         </w:tcPr>
         <w:p>
           <w:pPr>
-            <w:pBdr>
-              <w:top w:val="nil"/>
-              <w:left w:val="nil"/>
-              <w:bottom w:val="nil"/>
-              <w:right w:val="nil"/>
-              <w:between w:val="nil"/>
-            </w:pBdr>
+            <w:pStyle w:val="Normal"/>
+            <w:pBdr/>
             <w:tabs>
-              <w:tab w:val="center" w:pos="4680"/>
-              <w:tab w:val="right" w:pos="9360"/>
+              <w:tab w:val="clear" w:pos="720"/>
+              <w:tab w:val="center" w:pos="4680" w:leader="none"/>
+              <w:tab w:val="right" w:pos="9360" w:leader="none"/>
             </w:tabs>
-            <w:spacing w:after="0" w:line="240" w:lineRule="auto"/>
+            <w:spacing w:lineRule="auto" w:line="240" w:before="0" w:after="0"/>
             <w:jc w:val="center"/>
             <w:rPr>
-              <w:rFonts w:ascii="Cambria" w:eastAsia="Cambria" w:hAnsi="Cambria" w:cs="Cambria"/>
+              <w:rFonts w:ascii="Cambria" w:hAnsi="Cambria" w:eastAsia="Cambria" w:cs="Cambria"/>
               <w:b/>
               <w:color w:val="000000"/>
               <w:sz w:val="10"/>
@@ -1243,7 +973,7 @@
           </w:pPr>
           <w:r>
             <w:rPr>
-              <w:rFonts w:ascii="Cambria" w:eastAsia="Cambria" w:hAnsi="Cambria" w:cs="Cambria"/>
+              <w:rFonts w:eastAsia="Cambria" w:cs="Cambria" w:ascii="Cambria" w:hAnsi="Cambria"/>
               <w:b/>
               <w:color w:val="000000"/>
               <w:sz w:val="10"/>
@@ -1258,26 +988,25 @@
           <w:tcW w:w="990" w:type="dxa"/>
           <w:tcBorders>
             <w:top w:val="single" w:sz="4" w:space="0" w:color="000000"/>
+            <w:start w:val="single" w:sz="4" w:space="0" w:color="000000"/>
+            <w:bottom w:val="single" w:sz="4" w:space="0" w:color="000000"/>
+            <w:end w:val="single" w:sz="4" w:space="0" w:color="000000"/>
           </w:tcBorders>
-          <w:shd w:val="clear" w:color="auto" w:fill="auto"/>
+          <w:shd w:color="auto" w:fill="auto" w:val="clear"/>
         </w:tcPr>
         <w:p>
           <w:pPr>
-            <w:pBdr>
-              <w:top w:val="nil"/>
-              <w:left w:val="nil"/>
-              <w:bottom w:val="nil"/>
-              <w:right w:val="nil"/>
-              <w:between w:val="nil"/>
-            </w:pBdr>
+            <w:pStyle w:val="Normal"/>
+            <w:pBdr/>
             <w:tabs>
-              <w:tab w:val="center" w:pos="4680"/>
-              <w:tab w:val="right" w:pos="9360"/>
+              <w:tab w:val="clear" w:pos="720"/>
+              <w:tab w:val="center" w:pos="4680" w:leader="none"/>
+              <w:tab w:val="right" w:pos="9360" w:leader="none"/>
             </w:tabs>
-            <w:spacing w:after="0" w:line="240" w:lineRule="auto"/>
+            <w:spacing w:lineRule="auto" w:line="240" w:before="0" w:after="0"/>
             <w:jc w:val="center"/>
             <w:rPr>
-              <w:rFonts w:ascii="Cambria" w:eastAsia="Cambria" w:hAnsi="Cambria" w:cs="Cambria"/>
+              <w:rFonts w:ascii="Cambria" w:hAnsi="Cambria" w:eastAsia="Cambria" w:cs="Cambria"/>
               <w:b/>
               <w:color w:val="000000"/>
               <w:sz w:val="10"/>
@@ -1286,7 +1015,7 @@
           </w:pPr>
           <w:r>
             <w:rPr>
-              <w:rFonts w:ascii="Cambria" w:eastAsia="Cambria" w:hAnsi="Cambria" w:cs="Cambria"/>
+              <w:rFonts w:eastAsia="Cambria" w:cs="Cambria" w:ascii="Cambria" w:hAnsi="Cambria"/>
               <w:b/>
               <w:color w:val="000000"/>
               <w:sz w:val="10"/>
@@ -1301,25 +1030,24 @@
           <w:tcW w:w="1080" w:type="dxa"/>
           <w:tcBorders>
             <w:top w:val="single" w:sz="4" w:space="0" w:color="000000"/>
+            <w:start w:val="single" w:sz="4" w:space="0" w:color="000000"/>
+            <w:bottom w:val="single" w:sz="4" w:space="0" w:color="000000"/>
+            <w:end w:val="single" w:sz="4" w:space="0" w:color="000000"/>
           </w:tcBorders>
         </w:tcPr>
         <w:p>
           <w:pPr>
-            <w:pBdr>
-              <w:top w:val="nil"/>
-              <w:left w:val="nil"/>
-              <w:bottom w:val="nil"/>
-              <w:right w:val="nil"/>
-              <w:between w:val="nil"/>
-            </w:pBdr>
+            <w:pStyle w:val="Normal"/>
+            <w:pBdr/>
             <w:tabs>
-              <w:tab w:val="center" w:pos="4680"/>
-              <w:tab w:val="right" w:pos="9360"/>
+              <w:tab w:val="clear" w:pos="720"/>
+              <w:tab w:val="center" w:pos="4680" w:leader="none"/>
+              <w:tab w:val="right" w:pos="9360" w:leader="none"/>
             </w:tabs>
-            <w:spacing w:after="0" w:line="240" w:lineRule="auto"/>
+            <w:spacing w:lineRule="auto" w:line="240" w:before="0" w:after="0"/>
             <w:jc w:val="center"/>
             <w:rPr>
-              <w:rFonts w:ascii="Cambria" w:eastAsia="Cambria" w:hAnsi="Cambria" w:cs="Cambria"/>
+              <w:rFonts w:ascii="Cambria" w:hAnsi="Cambria" w:eastAsia="Cambria" w:cs="Cambria"/>
               <w:b/>
               <w:color w:val="000000"/>
               <w:sz w:val="10"/>
@@ -1328,7 +1056,7 @@
           </w:pPr>
           <w:r>
             <w:rPr>
-              <w:rFonts w:ascii="Cambria" w:eastAsia="Cambria" w:hAnsi="Cambria" w:cs="Cambria"/>
+              <w:rFonts w:eastAsia="Cambria" w:cs="Cambria" w:ascii="Cambria" w:hAnsi="Cambria"/>
               <w:b/>
               <w:color w:val="000000"/>
               <w:sz w:val="10"/>
@@ -1340,65 +1068,66 @@
       </w:tc>
     </w:tr>
     <w:tr>
+      <w:trPr/>
       <w:tc>
         <w:tcPr>
-          <w:tcW w:w="2160" w:type="dxa"/>
+          <w:tcW w:w="2159" w:type="dxa"/>
           <w:tcBorders>
-            <w:top w:val="nil"/>
-            <w:left w:val="nil"/>
-            <w:bottom w:val="nil"/>
-            <w:right w:val="single" w:sz="4" w:space="0" w:color="000000"/>
+            <w:end w:val="single" w:sz="4" w:space="0" w:color="000000"/>
           </w:tcBorders>
         </w:tcPr>
         <w:p>
           <w:pPr>
-            <w:pBdr>
-              <w:top w:val="nil"/>
-              <w:left w:val="nil"/>
-              <w:bottom w:val="nil"/>
-              <w:right w:val="nil"/>
-              <w:between w:val="nil"/>
-            </w:pBdr>
+            <w:pStyle w:val="Normal"/>
+            <w:pBdr/>
             <w:tabs>
-              <w:tab w:val="center" w:pos="4680"/>
-              <w:tab w:val="right" w:pos="9360"/>
+              <w:tab w:val="clear" w:pos="720"/>
+              <w:tab w:val="center" w:pos="4680" w:leader="none"/>
+              <w:tab w:val="right" w:pos="9360" w:leader="none"/>
             </w:tabs>
-            <w:spacing w:after="0" w:line="240" w:lineRule="auto"/>
+            <w:spacing w:lineRule="auto" w:line="240" w:before="0" w:after="0"/>
             <w:jc w:val="center"/>
             <w:rPr>
-              <w:rFonts w:ascii="Cambria" w:eastAsia="Cambria" w:hAnsi="Cambria" w:cs="Cambria"/>
+              <w:rFonts w:ascii="Cambria" w:hAnsi="Cambria" w:eastAsia="Cambria" w:cs="Cambria"/>
               <w:color w:val="000000"/>
               <w:sz w:val="10"/>
               <w:szCs w:val="10"/>
             </w:rPr>
           </w:pPr>
+          <w:r>
+            <w:rPr>
+              <w:rFonts w:eastAsia="Cambria" w:cs="Cambria" w:ascii="Cambria" w:hAnsi="Cambria"/>
+              <w:color w:val="000000"/>
+              <w:sz w:val="10"/>
+              <w:szCs w:val="10"/>
+            </w:rPr>
+          </w:r>
         </w:p>
       </w:tc>
       <w:tc>
         <w:tcPr>
           <w:tcW w:w="1332" w:type="dxa"/>
           <w:tcBorders>
-            <w:left w:val="single" w:sz="4" w:space="0" w:color="000000"/>
+            <w:top w:val="single" w:sz="4" w:space="0" w:color="000000"/>
+            <w:start w:val="single" w:sz="4" w:space="0" w:color="000000"/>
+            <w:bottom w:val="single" w:sz="4" w:space="0" w:color="000000"/>
+            <w:end w:val="single" w:sz="4" w:space="0" w:color="000000"/>
           </w:tcBorders>
-          <w:shd w:val="clear" w:color="auto" w:fill="auto"/>
+          <w:shd w:color="auto" w:fill="auto" w:val="clear"/>
         </w:tcPr>
         <w:p>
           <w:pPr>
-            <w:pBdr>
-              <w:top w:val="nil"/>
-              <w:left w:val="nil"/>
-              <w:bottom w:val="nil"/>
-              <w:right w:val="nil"/>
-              <w:between w:val="nil"/>
-            </w:pBdr>
+            <w:pStyle w:val="Normal"/>
+            <w:pBdr/>
             <w:tabs>
-              <w:tab w:val="center" w:pos="4680"/>
-              <w:tab w:val="right" w:pos="9360"/>
+              <w:tab w:val="clear" w:pos="720"/>
+              <w:tab w:val="center" w:pos="4680" w:leader="none"/>
+              <w:tab w:val="right" w:pos="9360" w:leader="none"/>
             </w:tabs>
-            <w:spacing w:after="0" w:line="240" w:lineRule="auto"/>
+            <w:spacing w:lineRule="auto" w:line="240" w:before="0" w:after="0"/>
             <w:jc w:val="center"/>
             <w:rPr>
-              <w:rFonts w:ascii="Cambria" w:eastAsia="Cambria" w:hAnsi="Cambria" w:cs="Cambria"/>
+              <w:rFonts w:ascii="Cambria" w:hAnsi="Cambria" w:eastAsia="Cambria" w:cs="Cambria"/>
               <w:color w:val="000000"/>
               <w:sz w:val="10"/>
               <w:szCs w:val="10"/>
@@ -1406,7 +1135,7 @@
           </w:pPr>
           <w:r>
             <w:rPr>
-              <w:rFonts w:ascii="Cambria" w:eastAsia="Cambria" w:hAnsi="Cambria" w:cs="Cambria"/>
+              <w:rFonts w:eastAsia="Cambria" w:cs="Cambria" w:ascii="Cambria" w:hAnsi="Cambria"/>
               <w:color w:val="000000"/>
               <w:sz w:val="10"/>
               <w:szCs w:val="10"/>
@@ -1418,25 +1147,27 @@
       <w:tc>
         <w:tcPr>
           <w:tcW w:w="990" w:type="dxa"/>
-          <w:shd w:val="clear" w:color="auto" w:fill="auto"/>
+          <w:tcBorders>
+            <w:top w:val="single" w:sz="4" w:space="0" w:color="000000"/>
+            <w:start w:val="single" w:sz="4" w:space="0" w:color="000000"/>
+            <w:bottom w:val="single" w:sz="4" w:space="0" w:color="000000"/>
+            <w:end w:val="single" w:sz="4" w:space="0" w:color="000000"/>
+          </w:tcBorders>
+          <w:shd w:color="auto" w:fill="auto" w:val="clear"/>
         </w:tcPr>
         <w:p>
           <w:pPr>
-            <w:pBdr>
-              <w:top w:val="nil"/>
-              <w:left w:val="nil"/>
-              <w:bottom w:val="nil"/>
-              <w:right w:val="nil"/>
-              <w:between w:val="nil"/>
-            </w:pBdr>
+            <w:pStyle w:val="Normal"/>
+            <w:pBdr/>
             <w:tabs>
-              <w:tab w:val="center" w:pos="4680"/>
-              <w:tab w:val="right" w:pos="9360"/>
+              <w:tab w:val="clear" w:pos="720"/>
+              <w:tab w:val="center" w:pos="4680" w:leader="none"/>
+              <w:tab w:val="right" w:pos="9360" w:leader="none"/>
             </w:tabs>
-            <w:spacing w:after="0" w:line="240" w:lineRule="auto"/>
+            <w:spacing w:lineRule="auto" w:line="240" w:before="0" w:after="0"/>
             <w:jc w:val="center"/>
             <w:rPr>
-              <w:rFonts w:ascii="Cambria" w:eastAsia="Cambria" w:hAnsi="Cambria" w:cs="Cambria"/>
+              <w:rFonts w:ascii="Cambria" w:hAnsi="Cambria" w:eastAsia="Cambria" w:cs="Cambria"/>
               <w:color w:val="000000"/>
               <w:sz w:val="10"/>
               <w:szCs w:val="10"/>
@@ -1444,7 +1175,7 @@
           </w:pPr>
           <w:r>
             <w:rPr>
-              <w:rFonts w:ascii="Cambria" w:eastAsia="Cambria" w:hAnsi="Cambria" w:cs="Cambria"/>
+              <w:rFonts w:eastAsia="Cambria" w:cs="Cambria" w:ascii="Cambria" w:hAnsi="Cambria"/>
               <w:color w:val="000000"/>
               <w:sz w:val="10"/>
               <w:szCs w:val="10"/>
@@ -1456,24 +1187,26 @@
       <w:tc>
         <w:tcPr>
           <w:tcW w:w="1080" w:type="dxa"/>
+          <w:tcBorders>
+            <w:top w:val="single" w:sz="4" w:space="0" w:color="000000"/>
+            <w:start w:val="single" w:sz="4" w:space="0" w:color="000000"/>
+            <w:bottom w:val="single" w:sz="4" w:space="0" w:color="000000"/>
+            <w:end w:val="single" w:sz="4" w:space="0" w:color="000000"/>
+          </w:tcBorders>
         </w:tcPr>
         <w:p>
           <w:pPr>
-            <w:pBdr>
-              <w:top w:val="nil"/>
-              <w:left w:val="nil"/>
-              <w:bottom w:val="nil"/>
-              <w:right w:val="nil"/>
-              <w:between w:val="nil"/>
-            </w:pBdr>
+            <w:pStyle w:val="Normal"/>
+            <w:pBdr/>
             <w:tabs>
-              <w:tab w:val="center" w:pos="4680"/>
-              <w:tab w:val="right" w:pos="9360"/>
+              <w:tab w:val="clear" w:pos="720"/>
+              <w:tab w:val="center" w:pos="4680" w:leader="none"/>
+              <w:tab w:val="right" w:pos="9360" w:leader="none"/>
             </w:tabs>
-            <w:spacing w:after="0" w:line="240" w:lineRule="auto"/>
+            <w:spacing w:lineRule="auto" w:line="240" w:before="0" w:after="0"/>
             <w:jc w:val="center"/>
             <w:rPr>
-              <w:rFonts w:ascii="Cambria" w:eastAsia="Cambria" w:hAnsi="Cambria" w:cs="Cambria"/>
+              <w:rFonts w:ascii="Cambria" w:hAnsi="Cambria" w:eastAsia="Cambria" w:cs="Cambria"/>
               <w:color w:val="000000"/>
               <w:sz w:val="10"/>
               <w:szCs w:val="10"/>
@@ -1481,7 +1214,7 @@
           </w:pPr>
           <w:r>
             <w:rPr>
-              <w:rFonts w:ascii="Cambria" w:eastAsia="Cambria" w:hAnsi="Cambria" w:cs="Cambria"/>
+              <w:rFonts w:eastAsia="Cambria" w:cs="Cambria" w:ascii="Cambria" w:hAnsi="Cambria"/>
               <w:color w:val="000000"/>
               <w:sz w:val="10"/>
               <w:szCs w:val="10"/>
@@ -1494,155 +1227,642 @@
   </w:tbl>
   <w:p>
     <w:pPr>
-      <w:pBdr>
-        <w:top w:val="nil"/>
-        <w:left w:val="nil"/>
-        <w:bottom w:val="nil"/>
-        <w:right w:val="nil"/>
-        <w:between w:val="nil"/>
-      </w:pBdr>
+      <w:pStyle w:val="Normal"/>
+      <w:pBdr/>
       <w:tabs>
-        <w:tab w:val="center" w:pos="4680"/>
-        <w:tab w:val="right" w:pos="9360"/>
+        <w:tab w:val="clear" w:pos="720"/>
+        <w:tab w:val="center" w:pos="4680" w:leader="none"/>
+        <w:tab w:val="right" w:pos="9360" w:leader="none"/>
       </w:tabs>
+      <w:spacing w:before="0" w:after="200"/>
       <w:rPr>
         <w:color w:val="000000"/>
         <w:sz w:val="2"/>
         <w:szCs w:val="2"/>
       </w:rPr>
     </w:pPr>
+    <w:r>
+      <w:rPr>
+        <w:color w:val="000000"/>
+        <w:sz w:val="2"/>
+        <w:szCs w:val="2"/>
+      </w:rPr>
+    </w:r>
   </w:p>
 </w:ftr>
 </file>
 
 <file path=word/footer3.xml><?xml version="1.0" encoding="utf-8"?>
-<w:ftr xmlns:wpc="http://schemas.microsoft.com/office/word/2010/wordprocessingCanvas" xmlns:cx="http://schemas.microsoft.com/office/drawing/2014/chartex" xmlns:mc="http://schemas.openxmlformats.org/markup-compatibility/2006" xmlns:o="urn:schemas-microsoft-com:office:office" xmlns:r="http://schemas.openxmlformats.org/officeDocument/2006/relationships" xmlns:m="http://schemas.openxmlformats.org/officeDocument/2006/math" xmlns:v="urn:schemas-microsoft-com:vml" xmlns:wp14="http://schemas.microsoft.com/office/word/2010/wordprocessingDrawing" xmlns:wp="http://schemas.openxmlformats.org/drawingml/2006/wordprocessingDrawing" xmlns:w10="urn:schemas-microsoft-com:office:word" xmlns:w="http://schemas.openxmlformats.org/wordprocessingml/2006/main" xmlns:w14="http://schemas.microsoft.com/office/word/2010/wordml" xmlns:w15="http://schemas.microsoft.com/office/word/2012/wordml" xmlns:w16se="http://schemas.microsoft.com/office/word/2015/wordml/symex" xmlns:wpg="http://schemas.microsoft.com/office/word/2010/wordprocessingGroup" xmlns:wpi="http://schemas.microsoft.com/office/word/2010/wordprocessingInk" xmlns:wne="http://schemas.microsoft.com/office/word/2006/wordml" xmlns:wps="http://schemas.microsoft.com/office/word/2010/wordprocessingShape" mc:Ignorable="w14 w15 w16se wp14">
+<w:ftr xmlns:o="urn:schemas-microsoft-com:office:office" xmlns:r="http://schemas.openxmlformats.org/officeDocument/2006/relationships" xmlns:v="urn:schemas-microsoft-com:vml" xmlns:w="http://schemas.openxmlformats.org/wordprocessingml/2006/main" xmlns:w10="urn:schemas-microsoft-com:office:word" xmlns:wp="http://schemas.openxmlformats.org/drawingml/2006/wordprocessingDrawing" xmlns:wps="http://schemas.microsoft.com/office/word/2010/wordprocessingShape" xmlns:wpg="http://schemas.microsoft.com/office/word/2010/wordprocessingGroup" xmlns:mc="http://schemas.openxmlformats.org/markup-compatibility/2006" xmlns:wp14="http://schemas.microsoft.com/office/word/2010/wordprocessingDrawing" xmlns:w14="http://schemas.microsoft.com/office/word/2010/wordml" xmlns:w15="http://schemas.microsoft.com/office/word/2012/wordml" mc:Ignorable="w14 wp14 w15">
   <w:p>
     <w:pPr>
-      <w:pBdr>
-        <w:top w:val="nil"/>
-        <w:left w:val="nil"/>
-        <w:bottom w:val="nil"/>
-        <w:right w:val="nil"/>
-        <w:between w:val="nil"/>
-      </w:pBdr>
-      <w:tabs>
-        <w:tab w:val="center" w:pos="4680"/>
-        <w:tab w:val="right" w:pos="9360"/>
-      </w:tabs>
-      <w:spacing w:after="0" w:line="240" w:lineRule="auto"/>
-      <w:rPr>
-        <w:color w:val="000000"/>
-      </w:rPr>
-    </w:pPr>
-  </w:p>
-</w:ftr>
-</file>
-
-<file path=word/footnotes.xml><?xml version="1.0" encoding="utf-8"?>
-<w:footnotes xmlns:wpc="http://schemas.microsoft.com/office/word/2010/wordprocessingCanvas" xmlns:cx="http://schemas.microsoft.com/office/drawing/2014/chartex" xmlns:mc="http://schemas.openxmlformats.org/markup-compatibility/2006" xmlns:o="urn:schemas-microsoft-com:office:office" xmlns:r="http://schemas.openxmlformats.org/officeDocument/2006/relationships" xmlns:m="http://schemas.openxmlformats.org/officeDocument/2006/math" xmlns:v="urn:schemas-microsoft-com:vml" xmlns:wp14="http://schemas.microsoft.com/office/word/2010/wordprocessingDrawing" xmlns:wp="http://schemas.openxmlformats.org/drawingml/2006/wordprocessingDrawing" xmlns:w10="urn:schemas-microsoft-com:office:word" xmlns:w="http://schemas.openxmlformats.org/wordprocessingml/2006/main" xmlns:w14="http://schemas.microsoft.com/office/word/2010/wordml" xmlns:w15="http://schemas.microsoft.com/office/word/2012/wordml" xmlns:w16se="http://schemas.microsoft.com/office/word/2015/wordml/symex" xmlns:wpg="http://schemas.microsoft.com/office/word/2010/wordprocessingGroup" xmlns:wpi="http://schemas.microsoft.com/office/word/2010/wordprocessingInk" xmlns:wne="http://schemas.microsoft.com/office/word/2006/wordml" xmlns:wps="http://schemas.microsoft.com/office/word/2010/wordprocessingShape" mc:Ignorable="w14 w15 w16se wp14">
-  <w:footnote w:type="separator" w:id="-1">
-    <w:p>
-      <w:pPr>
-        <w:spacing w:after="0" w:line="240" w:lineRule="auto"/>
-      </w:pPr>
-      <w:r>
-        <w:separator/>
-      </w:r>
-    </w:p>
-  </w:footnote>
-  <w:footnote w:type="continuationSeparator" w:id="0">
-    <w:p>
-      <w:pPr>
-        <w:spacing w:after="0" w:line="240" w:lineRule="auto"/>
-      </w:pPr>
-      <w:r>
-        <w:continuationSeparator/>
-      </w:r>
-    </w:p>
-  </w:footnote>
-</w:footnotes>
-</file>
-
-<file path=word/header1.xml><?xml version="1.0" encoding="utf-8"?>
-<w:hdr xmlns:wpc="http://schemas.microsoft.com/office/word/2010/wordprocessingCanvas" xmlns:cx="http://schemas.microsoft.com/office/drawing/2014/chartex" xmlns:mc="http://schemas.openxmlformats.org/markup-compatibility/2006" xmlns:o="urn:schemas-microsoft-com:office:office" xmlns:r="http://schemas.openxmlformats.org/officeDocument/2006/relationships" xmlns:m="http://schemas.openxmlformats.org/officeDocument/2006/math" xmlns:v="urn:schemas-microsoft-com:vml" xmlns:wp14="http://schemas.microsoft.com/office/word/2010/wordprocessingDrawing" xmlns:wp="http://schemas.openxmlformats.org/drawingml/2006/wordprocessingDrawing" xmlns:w10="urn:schemas-microsoft-com:office:word" xmlns:w="http://schemas.openxmlformats.org/wordprocessingml/2006/main" xmlns:w14="http://schemas.microsoft.com/office/word/2010/wordml" xmlns:w15="http://schemas.microsoft.com/office/word/2012/wordml" xmlns:w16se="http://schemas.microsoft.com/office/word/2015/wordml/symex" xmlns:wpg="http://schemas.microsoft.com/office/word/2010/wordprocessingGroup" xmlns:wpi="http://schemas.microsoft.com/office/word/2010/wordprocessingInk" xmlns:wne="http://schemas.microsoft.com/office/word/2006/wordml" xmlns:wps="http://schemas.microsoft.com/office/word/2010/wordprocessingShape" mc:Ignorable="w14 w15 w16se wp14">
-  <w:p>
-    <w:pPr>
-      <w:pBdr>
-        <w:top w:val="nil"/>
-        <w:left w:val="nil"/>
-        <w:bottom w:val="nil"/>
-        <w:right w:val="nil"/>
-        <w:between w:val="nil"/>
-      </w:pBdr>
-      <w:tabs>
-        <w:tab w:val="center" w:pos="4680"/>
-        <w:tab w:val="right" w:pos="9360"/>
-      </w:tabs>
-      <w:spacing w:after="0" w:line="240" w:lineRule="auto"/>
-      <w:rPr>
-        <w:color w:val="000000"/>
-      </w:rPr>
-    </w:pPr>
-  </w:p>
-</w:hdr>
-</file>
-
-<file path=word/header2.xml><?xml version="1.0" encoding="utf-8"?>
-<w:hdr xmlns:wpc="http://schemas.microsoft.com/office/word/2010/wordprocessingCanvas" xmlns:cx="http://schemas.microsoft.com/office/drawing/2014/chartex" xmlns:mc="http://schemas.openxmlformats.org/markup-compatibility/2006" xmlns:o="urn:schemas-microsoft-com:office:office" xmlns:r="http://schemas.openxmlformats.org/officeDocument/2006/relationships" xmlns:m="http://schemas.openxmlformats.org/officeDocument/2006/math" xmlns:v="urn:schemas-microsoft-com:vml" xmlns:wp14="http://schemas.microsoft.com/office/word/2010/wordprocessingDrawing" xmlns:wp="http://schemas.openxmlformats.org/drawingml/2006/wordprocessingDrawing" xmlns:w10="urn:schemas-microsoft-com:office:word" xmlns:w="http://schemas.openxmlformats.org/wordprocessingml/2006/main" xmlns:w14="http://schemas.microsoft.com/office/word/2010/wordml" xmlns:w15="http://schemas.microsoft.com/office/word/2012/wordml" xmlns:w16se="http://schemas.microsoft.com/office/word/2015/wordml/symex" xmlns:wpg="http://schemas.microsoft.com/office/word/2010/wordprocessingGroup" xmlns:wpi="http://schemas.microsoft.com/office/word/2010/wordprocessingInk" xmlns:wne="http://schemas.microsoft.com/office/word/2006/wordml" xmlns:wps="http://schemas.microsoft.com/office/word/2010/wordprocessingShape" mc:Ignorable="w14 w15 w16se wp14">
-  <w:p>
-    <w:pPr>
-      <w:pBdr>
-        <w:top w:val="nil"/>
-        <w:left w:val="nil"/>
-        <w:bottom w:val="nil"/>
-        <w:right w:val="nil"/>
-        <w:between w:val="nil"/>
-      </w:pBdr>
-      <w:tabs>
-        <w:tab w:val="center" w:pos="4680"/>
-        <w:tab w:val="right" w:pos="9360"/>
-      </w:tabs>
-      <w:spacing w:after="0" w:line="240" w:lineRule="auto"/>
+      <w:pStyle w:val="Normal"/>
+      <w:widowControl w:val="false"/>
+      <w:pBdr/>
+      <w:spacing w:before="0" w:after="0"/>
       <w:rPr>
         <w:color w:val="000000"/>
       </w:rPr>
     </w:pPr>
     <w:r>
       <w:rPr>
-        <w:noProof/>
         <w:color w:val="000000"/>
-        <w:lang w:val="en-PH" w:eastAsia="en-PH"/>
       </w:rPr>
+    </w:r>
+  </w:p>
+  <w:tbl>
+    <w:tblPr>
+      <w:tblStyle w:val="a0"/>
+      <w:tblW w:w="5562" w:type="dxa"/>
+      <w:jc w:val="start"/>
+      <w:tblInd w:w="108" w:type="dxa"/>
+      <w:tblLayout w:type="fixed"/>
+      <w:tblCellMar>
+        <w:top w:w="0" w:type="dxa"/>
+        <w:start w:w="108" w:type="dxa"/>
+        <w:bottom w:w="0" w:type="dxa"/>
+        <w:end w:w="108" w:type="dxa"/>
+      </w:tblCellMar>
+      <w:tblLook w:firstRow="0" w:noVBand="1" w:lastRow="0" w:firstColumn="0" w:lastColumn="0" w:noHBand="0" w:val="0400"/>
+    </w:tblPr>
+    <w:tblGrid>
+      <w:gridCol w:w="2159"/>
+      <w:gridCol w:w="1332"/>
+      <w:gridCol w:w="990"/>
+      <w:gridCol w:w="1080"/>
+    </w:tblGrid>
+    <w:tr>
+      <w:trPr/>
+      <w:tc>
+        <w:tcPr>
+          <w:tcW w:w="2159" w:type="dxa"/>
+          <w:tcBorders>
+            <w:top w:val="single" w:sz="24" w:space="0" w:color="800000"/>
+          </w:tcBorders>
+        </w:tcPr>
+        <w:p>
+          <w:pPr>
+            <w:pStyle w:val="Normal"/>
+            <w:pBdr/>
+            <w:tabs>
+              <w:tab w:val="clear" w:pos="720"/>
+              <w:tab w:val="center" w:pos="4680" w:leader="none"/>
+              <w:tab w:val="right" w:pos="9360" w:leader="none"/>
+            </w:tabs>
+            <w:spacing w:lineRule="auto" w:line="240" w:before="0" w:after="0"/>
+            <w:jc w:val="center"/>
+            <w:rPr>
+              <w:rFonts w:ascii="Cambria" w:hAnsi="Cambria" w:eastAsia="Cambria" w:cs="Cambria"/>
+              <w:b/>
+              <w:color w:val="000000"/>
+              <w:sz w:val="6"/>
+              <w:szCs w:val="6"/>
+            </w:rPr>
+          </w:pPr>
+          <w:r>
+            <w:rPr>
+              <w:rFonts w:eastAsia="Cambria" w:cs="Cambria" w:ascii="Cambria" w:hAnsi="Cambria"/>
+              <w:b/>
+              <w:color w:val="000000"/>
+              <w:sz w:val="6"/>
+              <w:szCs w:val="6"/>
+            </w:rPr>
+          </w:r>
+        </w:p>
+      </w:tc>
+      <w:tc>
+        <w:tcPr>
+          <w:tcW w:w="1332" w:type="dxa"/>
+          <w:tcBorders>
+            <w:top w:val="single" w:sz="24" w:space="0" w:color="800000"/>
+            <w:bottom w:val="single" w:sz="4" w:space="0" w:color="000000"/>
+          </w:tcBorders>
+          <w:shd w:color="auto" w:fill="auto" w:val="clear"/>
+        </w:tcPr>
+        <w:p>
+          <w:pPr>
+            <w:pStyle w:val="Normal"/>
+            <w:pBdr/>
+            <w:tabs>
+              <w:tab w:val="clear" w:pos="720"/>
+              <w:tab w:val="center" w:pos="4680" w:leader="none"/>
+              <w:tab w:val="right" w:pos="9360" w:leader="none"/>
+            </w:tabs>
+            <w:spacing w:lineRule="auto" w:line="240" w:before="0" w:after="0"/>
+            <w:jc w:val="center"/>
+            <w:rPr>
+              <w:rFonts w:ascii="Cambria" w:hAnsi="Cambria" w:eastAsia="Cambria" w:cs="Cambria"/>
+              <w:b/>
+              <w:color w:val="000000"/>
+              <w:sz w:val="6"/>
+              <w:szCs w:val="6"/>
+            </w:rPr>
+          </w:pPr>
+          <w:r>
+            <w:rPr>
+              <w:rFonts w:eastAsia="Cambria" w:cs="Cambria" w:ascii="Cambria" w:hAnsi="Cambria"/>
+              <w:b/>
+              <w:color w:val="000000"/>
+              <w:sz w:val="6"/>
+              <w:szCs w:val="6"/>
+            </w:rPr>
+          </w:r>
+        </w:p>
+      </w:tc>
+      <w:tc>
+        <w:tcPr>
+          <w:tcW w:w="990" w:type="dxa"/>
+          <w:tcBorders>
+            <w:top w:val="single" w:sz="24" w:space="0" w:color="800000"/>
+            <w:bottom w:val="single" w:sz="4" w:space="0" w:color="000000"/>
+          </w:tcBorders>
+          <w:shd w:color="auto" w:fill="auto" w:val="clear"/>
+        </w:tcPr>
+        <w:p>
+          <w:pPr>
+            <w:pStyle w:val="Normal"/>
+            <w:pBdr/>
+            <w:tabs>
+              <w:tab w:val="clear" w:pos="720"/>
+              <w:tab w:val="center" w:pos="4680" w:leader="none"/>
+              <w:tab w:val="right" w:pos="9360" w:leader="none"/>
+            </w:tabs>
+            <w:spacing w:lineRule="auto" w:line="240" w:before="0" w:after="0"/>
+            <w:jc w:val="center"/>
+            <w:rPr>
+              <w:rFonts w:ascii="Cambria" w:hAnsi="Cambria" w:eastAsia="Cambria" w:cs="Cambria"/>
+              <w:b/>
+              <w:color w:val="000000"/>
+              <w:sz w:val="6"/>
+              <w:szCs w:val="6"/>
+            </w:rPr>
+          </w:pPr>
+          <w:r>
+            <w:rPr>
+              <w:rFonts w:eastAsia="Cambria" w:cs="Cambria" w:ascii="Cambria" w:hAnsi="Cambria"/>
+              <w:b/>
+              <w:color w:val="000000"/>
+              <w:sz w:val="6"/>
+              <w:szCs w:val="6"/>
+            </w:rPr>
+          </w:r>
+        </w:p>
+      </w:tc>
+      <w:tc>
+        <w:tcPr>
+          <w:tcW w:w="1080" w:type="dxa"/>
+          <w:tcBorders>
+            <w:top w:val="single" w:sz="24" w:space="0" w:color="800000"/>
+            <w:bottom w:val="single" w:sz="4" w:space="0" w:color="000000"/>
+          </w:tcBorders>
+        </w:tcPr>
+        <w:p>
+          <w:pPr>
+            <w:pStyle w:val="Normal"/>
+            <w:pBdr/>
+            <w:tabs>
+              <w:tab w:val="clear" w:pos="720"/>
+              <w:tab w:val="center" w:pos="4680" w:leader="none"/>
+              <w:tab w:val="right" w:pos="9360" w:leader="none"/>
+            </w:tabs>
+            <w:spacing w:lineRule="auto" w:line="240" w:before="0" w:after="0"/>
+            <w:jc w:val="center"/>
+            <w:rPr>
+              <w:rFonts w:ascii="Cambria" w:hAnsi="Cambria" w:eastAsia="Cambria" w:cs="Cambria"/>
+              <w:b/>
+              <w:color w:val="000000"/>
+              <w:sz w:val="6"/>
+              <w:szCs w:val="6"/>
+            </w:rPr>
+          </w:pPr>
+          <w:r>
+            <w:rPr>
+              <w:rFonts w:eastAsia="Cambria" w:cs="Cambria" w:ascii="Cambria" w:hAnsi="Cambria"/>
+              <w:b/>
+              <w:color w:val="000000"/>
+              <w:sz w:val="6"/>
+              <w:szCs w:val="6"/>
+            </w:rPr>
+          </w:r>
+        </w:p>
+      </w:tc>
+    </w:tr>
+    <w:tr>
+      <w:trPr>
+        <w:trHeight w:val="146" w:hRule="atLeast"/>
+      </w:trPr>
+      <w:tc>
+        <w:tcPr>
+          <w:tcW w:w="2159" w:type="dxa"/>
+          <w:tcBorders>
+            <w:end w:val="single" w:sz="4" w:space="0" w:color="000000"/>
+          </w:tcBorders>
+        </w:tcPr>
+        <w:p>
+          <w:pPr>
+            <w:pStyle w:val="Normal"/>
+            <w:pBdr/>
+            <w:tabs>
+              <w:tab w:val="clear" w:pos="720"/>
+              <w:tab w:val="center" w:pos="4680" w:leader="none"/>
+              <w:tab w:val="right" w:pos="9360" w:leader="none"/>
+            </w:tabs>
+            <w:spacing w:lineRule="auto" w:line="240" w:before="0" w:after="0"/>
+            <w:jc w:val="center"/>
+            <w:rPr>
+              <w:rFonts w:ascii="Cambria" w:hAnsi="Cambria" w:eastAsia="Cambria" w:cs="Cambria"/>
+              <w:b/>
+              <w:color w:val="000000"/>
+              <w:sz w:val="10"/>
+              <w:szCs w:val="10"/>
+            </w:rPr>
+          </w:pPr>
+          <w:r>
+            <w:rPr>
+              <w:rFonts w:eastAsia="Cambria" w:cs="Cambria" w:ascii="Cambria" w:hAnsi="Cambria"/>
+              <w:b/>
+              <w:color w:val="000000"/>
+              <w:sz w:val="10"/>
+              <w:szCs w:val="10"/>
+            </w:rPr>
+          </w:r>
+        </w:p>
+      </w:tc>
+      <w:tc>
+        <w:tcPr>
+          <w:tcW w:w="1332" w:type="dxa"/>
+          <w:tcBorders>
+            <w:top w:val="single" w:sz="4" w:space="0" w:color="000000"/>
+            <w:start w:val="single" w:sz="4" w:space="0" w:color="000000"/>
+            <w:bottom w:val="single" w:sz="4" w:space="0" w:color="000000"/>
+            <w:end w:val="single" w:sz="4" w:space="0" w:color="000000"/>
+          </w:tcBorders>
+          <w:shd w:color="auto" w:fill="auto" w:val="clear"/>
+        </w:tcPr>
+        <w:p>
+          <w:pPr>
+            <w:pStyle w:val="Normal"/>
+            <w:pBdr/>
+            <w:tabs>
+              <w:tab w:val="clear" w:pos="720"/>
+              <w:tab w:val="center" w:pos="4680" w:leader="none"/>
+              <w:tab w:val="right" w:pos="9360" w:leader="none"/>
+            </w:tabs>
+            <w:spacing w:lineRule="auto" w:line="240" w:before="0" w:after="0"/>
+            <w:jc w:val="center"/>
+            <w:rPr>
+              <w:rFonts w:ascii="Cambria" w:hAnsi="Cambria" w:eastAsia="Cambria" w:cs="Cambria"/>
+              <w:b/>
+              <w:color w:val="000000"/>
+              <w:sz w:val="10"/>
+              <w:szCs w:val="10"/>
+            </w:rPr>
+          </w:pPr>
+          <w:r>
+            <w:rPr>
+              <w:rFonts w:eastAsia="Cambria" w:cs="Cambria" w:ascii="Cambria" w:hAnsi="Cambria"/>
+              <w:b/>
+              <w:color w:val="000000"/>
+              <w:sz w:val="10"/>
+              <w:szCs w:val="10"/>
+            </w:rPr>
+            <w:t>Document Number</w:t>
+          </w:r>
+        </w:p>
+      </w:tc>
+      <w:tc>
+        <w:tcPr>
+          <w:tcW w:w="990" w:type="dxa"/>
+          <w:tcBorders>
+            <w:top w:val="single" w:sz="4" w:space="0" w:color="000000"/>
+            <w:start w:val="single" w:sz="4" w:space="0" w:color="000000"/>
+            <w:bottom w:val="single" w:sz="4" w:space="0" w:color="000000"/>
+            <w:end w:val="single" w:sz="4" w:space="0" w:color="000000"/>
+          </w:tcBorders>
+          <w:shd w:color="auto" w:fill="auto" w:val="clear"/>
+        </w:tcPr>
+        <w:p>
+          <w:pPr>
+            <w:pStyle w:val="Normal"/>
+            <w:pBdr/>
+            <w:tabs>
+              <w:tab w:val="clear" w:pos="720"/>
+              <w:tab w:val="center" w:pos="4680" w:leader="none"/>
+              <w:tab w:val="right" w:pos="9360" w:leader="none"/>
+            </w:tabs>
+            <w:spacing w:lineRule="auto" w:line="240" w:before="0" w:after="0"/>
+            <w:jc w:val="center"/>
+            <w:rPr>
+              <w:rFonts w:ascii="Cambria" w:hAnsi="Cambria" w:eastAsia="Cambria" w:cs="Cambria"/>
+              <w:b/>
+              <w:color w:val="000000"/>
+              <w:sz w:val="10"/>
+              <w:szCs w:val="10"/>
+            </w:rPr>
+          </w:pPr>
+          <w:r>
+            <w:rPr>
+              <w:rFonts w:eastAsia="Cambria" w:cs="Cambria" w:ascii="Cambria" w:hAnsi="Cambria"/>
+              <w:b/>
+              <w:color w:val="000000"/>
+              <w:sz w:val="10"/>
+              <w:szCs w:val="10"/>
+            </w:rPr>
+            <w:t>Effectivity Date</w:t>
+          </w:r>
+        </w:p>
+      </w:tc>
+      <w:tc>
+        <w:tcPr>
+          <w:tcW w:w="1080" w:type="dxa"/>
+          <w:tcBorders>
+            <w:top w:val="single" w:sz="4" w:space="0" w:color="000000"/>
+            <w:start w:val="single" w:sz="4" w:space="0" w:color="000000"/>
+            <w:bottom w:val="single" w:sz="4" w:space="0" w:color="000000"/>
+            <w:end w:val="single" w:sz="4" w:space="0" w:color="000000"/>
+          </w:tcBorders>
+        </w:tcPr>
+        <w:p>
+          <w:pPr>
+            <w:pStyle w:val="Normal"/>
+            <w:pBdr/>
+            <w:tabs>
+              <w:tab w:val="clear" w:pos="720"/>
+              <w:tab w:val="center" w:pos="4680" w:leader="none"/>
+              <w:tab w:val="right" w:pos="9360" w:leader="none"/>
+            </w:tabs>
+            <w:spacing w:lineRule="auto" w:line="240" w:before="0" w:after="0"/>
+            <w:jc w:val="center"/>
+            <w:rPr>
+              <w:rFonts w:ascii="Cambria" w:hAnsi="Cambria" w:eastAsia="Cambria" w:cs="Cambria"/>
+              <w:b/>
+              <w:color w:val="000000"/>
+              <w:sz w:val="10"/>
+              <w:szCs w:val="10"/>
+            </w:rPr>
+          </w:pPr>
+          <w:r>
+            <w:rPr>
+              <w:rFonts w:eastAsia="Cambria" w:cs="Cambria" w:ascii="Cambria" w:hAnsi="Cambria"/>
+              <w:b/>
+              <w:color w:val="000000"/>
+              <w:sz w:val="10"/>
+              <w:szCs w:val="10"/>
+            </w:rPr>
+            <w:t>Revision Number</w:t>
+          </w:r>
+        </w:p>
+      </w:tc>
+    </w:tr>
+    <w:tr>
+      <w:trPr/>
+      <w:tc>
+        <w:tcPr>
+          <w:tcW w:w="2159" w:type="dxa"/>
+          <w:tcBorders>
+            <w:end w:val="single" w:sz="4" w:space="0" w:color="000000"/>
+          </w:tcBorders>
+        </w:tcPr>
+        <w:p>
+          <w:pPr>
+            <w:pStyle w:val="Normal"/>
+            <w:pBdr/>
+            <w:tabs>
+              <w:tab w:val="clear" w:pos="720"/>
+              <w:tab w:val="center" w:pos="4680" w:leader="none"/>
+              <w:tab w:val="right" w:pos="9360" w:leader="none"/>
+            </w:tabs>
+            <w:spacing w:lineRule="auto" w:line="240" w:before="0" w:after="0"/>
+            <w:jc w:val="center"/>
+            <w:rPr>
+              <w:rFonts w:ascii="Cambria" w:hAnsi="Cambria" w:eastAsia="Cambria" w:cs="Cambria"/>
+              <w:color w:val="000000"/>
+              <w:sz w:val="10"/>
+              <w:szCs w:val="10"/>
+            </w:rPr>
+          </w:pPr>
+          <w:r>
+            <w:rPr>
+              <w:rFonts w:eastAsia="Cambria" w:cs="Cambria" w:ascii="Cambria" w:hAnsi="Cambria"/>
+              <w:color w:val="000000"/>
+              <w:sz w:val="10"/>
+              <w:szCs w:val="10"/>
+            </w:rPr>
+          </w:r>
+        </w:p>
+      </w:tc>
+      <w:tc>
+        <w:tcPr>
+          <w:tcW w:w="1332" w:type="dxa"/>
+          <w:tcBorders>
+            <w:top w:val="single" w:sz="4" w:space="0" w:color="000000"/>
+            <w:start w:val="single" w:sz="4" w:space="0" w:color="000000"/>
+            <w:bottom w:val="single" w:sz="4" w:space="0" w:color="000000"/>
+            <w:end w:val="single" w:sz="4" w:space="0" w:color="000000"/>
+          </w:tcBorders>
+          <w:shd w:color="auto" w:fill="auto" w:val="clear"/>
+        </w:tcPr>
+        <w:p>
+          <w:pPr>
+            <w:pStyle w:val="Normal"/>
+            <w:pBdr/>
+            <w:tabs>
+              <w:tab w:val="clear" w:pos="720"/>
+              <w:tab w:val="center" w:pos="4680" w:leader="none"/>
+              <w:tab w:val="right" w:pos="9360" w:leader="none"/>
+            </w:tabs>
+            <w:spacing w:lineRule="auto" w:line="240" w:before="0" w:after="0"/>
+            <w:jc w:val="center"/>
+            <w:rPr>
+              <w:rFonts w:ascii="Cambria" w:hAnsi="Cambria" w:eastAsia="Cambria" w:cs="Cambria"/>
+              <w:color w:val="000000"/>
+              <w:sz w:val="10"/>
+              <w:szCs w:val="10"/>
+            </w:rPr>
+          </w:pPr>
+          <w:r>
+            <w:rPr>
+              <w:rFonts w:eastAsia="Cambria" w:cs="Cambria" w:ascii="Cambria" w:hAnsi="Cambria"/>
+              <w:color w:val="000000"/>
+              <w:sz w:val="10"/>
+              <w:szCs w:val="10"/>
+            </w:rPr>
+            <w:t>LDCU-FORMS-CIT-033</w:t>
+          </w:r>
+        </w:p>
+      </w:tc>
+      <w:tc>
+        <w:tcPr>
+          <w:tcW w:w="990" w:type="dxa"/>
+          <w:tcBorders>
+            <w:top w:val="single" w:sz="4" w:space="0" w:color="000000"/>
+            <w:start w:val="single" w:sz="4" w:space="0" w:color="000000"/>
+            <w:bottom w:val="single" w:sz="4" w:space="0" w:color="000000"/>
+            <w:end w:val="single" w:sz="4" w:space="0" w:color="000000"/>
+          </w:tcBorders>
+          <w:shd w:color="auto" w:fill="auto" w:val="clear"/>
+        </w:tcPr>
+        <w:p>
+          <w:pPr>
+            <w:pStyle w:val="Normal"/>
+            <w:pBdr/>
+            <w:tabs>
+              <w:tab w:val="clear" w:pos="720"/>
+              <w:tab w:val="center" w:pos="4680" w:leader="none"/>
+              <w:tab w:val="right" w:pos="9360" w:leader="none"/>
+            </w:tabs>
+            <w:spacing w:lineRule="auto" w:line="240" w:before="0" w:after="0"/>
+            <w:jc w:val="center"/>
+            <w:rPr>
+              <w:rFonts w:ascii="Cambria" w:hAnsi="Cambria" w:eastAsia="Cambria" w:cs="Cambria"/>
+              <w:color w:val="000000"/>
+              <w:sz w:val="10"/>
+              <w:szCs w:val="10"/>
+            </w:rPr>
+          </w:pPr>
+          <w:r>
+            <w:rPr>
+              <w:rFonts w:eastAsia="Cambria" w:cs="Cambria" w:ascii="Cambria" w:hAnsi="Cambria"/>
+              <w:color w:val="000000"/>
+              <w:sz w:val="10"/>
+              <w:szCs w:val="10"/>
+            </w:rPr>
+            <w:t>August 1, 2023</w:t>
+          </w:r>
+        </w:p>
+      </w:tc>
+      <w:tc>
+        <w:tcPr>
+          <w:tcW w:w="1080" w:type="dxa"/>
+          <w:tcBorders>
+            <w:top w:val="single" w:sz="4" w:space="0" w:color="000000"/>
+            <w:start w:val="single" w:sz="4" w:space="0" w:color="000000"/>
+            <w:bottom w:val="single" w:sz="4" w:space="0" w:color="000000"/>
+            <w:end w:val="single" w:sz="4" w:space="0" w:color="000000"/>
+          </w:tcBorders>
+        </w:tcPr>
+        <w:p>
+          <w:pPr>
+            <w:pStyle w:val="Normal"/>
+            <w:pBdr/>
+            <w:tabs>
+              <w:tab w:val="clear" w:pos="720"/>
+              <w:tab w:val="center" w:pos="4680" w:leader="none"/>
+              <w:tab w:val="right" w:pos="9360" w:leader="none"/>
+            </w:tabs>
+            <w:spacing w:lineRule="auto" w:line="240" w:before="0" w:after="0"/>
+            <w:jc w:val="center"/>
+            <w:rPr>
+              <w:rFonts w:ascii="Cambria" w:hAnsi="Cambria" w:eastAsia="Cambria" w:cs="Cambria"/>
+              <w:color w:val="000000"/>
+              <w:sz w:val="10"/>
+              <w:szCs w:val="10"/>
+            </w:rPr>
+          </w:pPr>
+          <w:r>
+            <w:rPr>
+              <w:rFonts w:eastAsia="Cambria" w:cs="Cambria" w:ascii="Cambria" w:hAnsi="Cambria"/>
+              <w:color w:val="000000"/>
+              <w:sz w:val="10"/>
+              <w:szCs w:val="10"/>
+            </w:rPr>
+            <w:t>001</w:t>
+          </w:r>
+        </w:p>
+      </w:tc>
+    </w:tr>
+  </w:tbl>
+  <w:p>
+    <w:pPr>
+      <w:pStyle w:val="Normal"/>
+      <w:pBdr/>
+      <w:tabs>
+        <w:tab w:val="clear" w:pos="720"/>
+        <w:tab w:val="center" w:pos="4680" w:leader="none"/>
+        <w:tab w:val="right" w:pos="9360" w:leader="none"/>
+      </w:tabs>
+      <w:spacing w:before="0" w:after="200"/>
+      <w:rPr>
+        <w:color w:val="000000"/>
+        <w:sz w:val="2"/>
+        <w:szCs w:val="2"/>
+      </w:rPr>
+    </w:pPr>
+    <w:r>
+      <w:rPr>
+        <w:color w:val="000000"/>
+        <w:sz w:val="2"/>
+        <w:szCs w:val="2"/>
+      </w:rPr>
+    </w:r>
+  </w:p>
+</w:ftr>
+</file>
+
+<file path=word/header1.xml><?xml version="1.0" encoding="utf-8"?>
+<w:hdr xmlns:o="urn:schemas-microsoft-com:office:office" xmlns:r="http://schemas.openxmlformats.org/officeDocument/2006/relationships" xmlns:v="urn:schemas-microsoft-com:vml" xmlns:w="http://schemas.openxmlformats.org/wordprocessingml/2006/main" xmlns:w10="urn:schemas-microsoft-com:office:word" xmlns:wp="http://schemas.openxmlformats.org/drawingml/2006/wordprocessingDrawing" xmlns:wps="http://schemas.microsoft.com/office/word/2010/wordprocessingShape" xmlns:wpg="http://schemas.microsoft.com/office/word/2010/wordprocessingGroup" xmlns:mc="http://schemas.openxmlformats.org/markup-compatibility/2006" xmlns:wp14="http://schemas.microsoft.com/office/word/2010/wordprocessingDrawing" xmlns:w14="http://schemas.microsoft.com/office/word/2010/wordml" xmlns:w15="http://schemas.microsoft.com/office/word/2012/wordml" mc:Ignorable="w14 wp14 w15">
+  <w:p>
+    <w:pPr>
+      <w:pStyle w:val="Normal"/>
+      <w:spacing w:before="0" w:after="200"/>
+      <w:rPr/>
+    </w:pPr>
+    <w:r>
+      <w:rPr/>
+    </w:r>
+  </w:p>
+</w:hdr>
+</file>
+
+<file path=word/header2.xml><?xml version="1.0" encoding="utf-8"?>
+<w:hdr xmlns:o="urn:schemas-microsoft-com:office:office" xmlns:r="http://schemas.openxmlformats.org/officeDocument/2006/relationships" xmlns:v="urn:schemas-microsoft-com:vml" xmlns:w="http://schemas.openxmlformats.org/wordprocessingml/2006/main" xmlns:w10="urn:schemas-microsoft-com:office:word" xmlns:wp="http://schemas.openxmlformats.org/drawingml/2006/wordprocessingDrawing" xmlns:wps="http://schemas.microsoft.com/office/word/2010/wordprocessingShape" xmlns:wpg="http://schemas.microsoft.com/office/word/2010/wordprocessingGroup" xmlns:mc="http://schemas.openxmlformats.org/markup-compatibility/2006" xmlns:wp14="http://schemas.microsoft.com/office/word/2010/wordprocessingDrawing" xmlns:w14="http://schemas.microsoft.com/office/word/2010/wordml" xmlns:w15="http://schemas.microsoft.com/office/word/2012/wordml" mc:Ignorable="w14 wp14 w15">
+  <w:p>
+    <w:pPr>
+      <w:pStyle w:val="Normal"/>
+      <w:pBdr/>
+      <w:tabs>
+        <w:tab w:val="clear" w:pos="720"/>
+        <w:tab w:val="center" w:pos="4680" w:leader="none"/>
+        <w:tab w:val="right" w:pos="9360" w:leader="none"/>
+      </w:tabs>
+      <w:spacing w:lineRule="auto" w:line="240" w:before="0" w:after="0"/>
+      <w:rPr>
+        <w:color w:val="000000"/>
+      </w:rPr>
+    </w:pPr>
+    <w:r>
+      <w:rPr/>
       <w:drawing>
-        <wp:inline distT="0" distB="0" distL="0" distR="0" wp14:anchorId="30BCBA41" wp14:editId="53422FAC">
-          <wp:extent cx="3653352" cy="541966"/>
+        <wp:inline distT="0" distB="0" distL="0" distR="0">
+          <wp:extent cx="3653155" cy="541655"/>
           <wp:effectExtent l="0" t="0" r="0" b="0"/>
-          <wp:docPr id="4" name="image1.png"/>
-          <wp:cNvGraphicFramePr/>
+          <wp:docPr id="1" name="image1.png" descr="" title=""/>
+          <wp:cNvGraphicFramePr>
+            <a:graphicFrameLocks xmlns:a="http://schemas.openxmlformats.org/drawingml/2006/main" noChangeAspect="1"/>
+          </wp:cNvGraphicFramePr>
           <a:graphic xmlns:a="http://schemas.openxmlformats.org/drawingml/2006/main">
             <a:graphicData uri="http://schemas.openxmlformats.org/drawingml/2006/picture">
               <pic:pic xmlns:pic="http://schemas.openxmlformats.org/drawingml/2006/picture">
                 <pic:nvPicPr>
-                  <pic:cNvPr id="0" name="image1.png"/>
-                  <pic:cNvPicPr preferRelativeResize="0"/>
+                  <pic:cNvPr id="1" name="image1.png" descr="" title=""/>
+                  <pic:cNvPicPr>
+                    <a:picLocks noChangeAspect="1" noChangeArrowheads="1"/>
+                  </pic:cNvPicPr>
                 </pic:nvPicPr>
                 <pic:blipFill>
                   <a:blip r:embed="rId1"/>
-                  <a:srcRect/>
                   <a:stretch>
                     <a:fillRect/>
                   </a:stretch>
                 </pic:blipFill>
-                <pic:spPr>
+                <pic:spPr bwMode="auto">
                   <a:xfrm>
                     <a:off x="0" y="0"/>
-                    <a:ext cx="3653352" cy="541966"/>
+                    <a:ext cx="3653155" cy="541655"/>
                   </a:xfrm>
                   <a:prstGeom prst="rect">
                     <a:avLst/>
                   </a:prstGeom>
-                  <a:ln/>
                 </pic:spPr>
               </pic:pic>
             </a:graphicData>
@@ -1655,35 +1875,71 @@
 </file>
 
 <file path=word/header3.xml><?xml version="1.0" encoding="utf-8"?>
-<w:hdr xmlns:wpc="http://schemas.microsoft.com/office/word/2010/wordprocessingCanvas" xmlns:cx="http://schemas.microsoft.com/office/drawing/2014/chartex" xmlns:mc="http://schemas.openxmlformats.org/markup-compatibility/2006" xmlns:o="urn:schemas-microsoft-com:office:office" xmlns:r="http://schemas.openxmlformats.org/officeDocument/2006/relationships" xmlns:m="http://schemas.openxmlformats.org/officeDocument/2006/math" xmlns:v="urn:schemas-microsoft-com:vml" xmlns:wp14="http://schemas.microsoft.com/office/word/2010/wordprocessingDrawing" xmlns:wp="http://schemas.openxmlformats.org/drawingml/2006/wordprocessingDrawing" xmlns:w10="urn:schemas-microsoft-com:office:word" xmlns:w="http://schemas.openxmlformats.org/wordprocessingml/2006/main" xmlns:w14="http://schemas.microsoft.com/office/word/2010/wordml" xmlns:w15="http://schemas.microsoft.com/office/word/2012/wordml" xmlns:w16se="http://schemas.microsoft.com/office/word/2015/wordml/symex" xmlns:wpg="http://schemas.microsoft.com/office/word/2010/wordprocessingGroup" xmlns:wpi="http://schemas.microsoft.com/office/word/2010/wordprocessingInk" xmlns:wne="http://schemas.microsoft.com/office/word/2006/wordml" xmlns:wps="http://schemas.microsoft.com/office/word/2010/wordprocessingShape" mc:Ignorable="w14 w15 w16se wp14">
+<w:hdr xmlns:o="urn:schemas-microsoft-com:office:office" xmlns:r="http://schemas.openxmlformats.org/officeDocument/2006/relationships" xmlns:v="urn:schemas-microsoft-com:vml" xmlns:w="http://schemas.openxmlformats.org/wordprocessingml/2006/main" xmlns:w10="urn:schemas-microsoft-com:office:word" xmlns:wp="http://schemas.openxmlformats.org/drawingml/2006/wordprocessingDrawing" xmlns:wps="http://schemas.microsoft.com/office/word/2010/wordprocessingShape" xmlns:wpg="http://schemas.microsoft.com/office/word/2010/wordprocessingGroup" xmlns:mc="http://schemas.openxmlformats.org/markup-compatibility/2006" xmlns:wp14="http://schemas.microsoft.com/office/word/2010/wordprocessingDrawing" xmlns:w14="http://schemas.microsoft.com/office/word/2010/wordml" xmlns:w15="http://schemas.microsoft.com/office/word/2012/wordml" mc:Ignorable="w14 wp14 w15">
   <w:p>
     <w:pPr>
-      <w:pBdr>
-        <w:top w:val="nil"/>
-        <w:left w:val="nil"/>
-        <w:bottom w:val="nil"/>
-        <w:right w:val="nil"/>
-        <w:between w:val="nil"/>
-      </w:pBdr>
+      <w:pStyle w:val="Normal"/>
+      <w:pBdr/>
       <w:tabs>
-        <w:tab w:val="center" w:pos="4680"/>
-        <w:tab w:val="right" w:pos="9360"/>
+        <w:tab w:val="clear" w:pos="720"/>
+        <w:tab w:val="center" w:pos="4680" w:leader="none"/>
+        <w:tab w:val="right" w:pos="9360" w:leader="none"/>
       </w:tabs>
-      <w:spacing w:after="0" w:line="240" w:lineRule="auto"/>
+      <w:spacing w:lineRule="auto" w:line="240" w:before="0" w:after="0"/>
       <w:rPr>
         <w:color w:val="000000"/>
       </w:rPr>
     </w:pPr>
+    <w:r>
+      <w:rPr/>
+      <w:drawing>
+        <wp:inline distT="0" distB="0" distL="0" distR="0">
+          <wp:extent cx="3653155" cy="541655"/>
+          <wp:effectExtent l="0" t="0" r="0" b="0"/>
+          <wp:docPr id="2" name="image1.png" descr="" title=""/>
+          <wp:cNvGraphicFramePr>
+            <a:graphicFrameLocks xmlns:a="http://schemas.openxmlformats.org/drawingml/2006/main" noChangeAspect="1"/>
+          </wp:cNvGraphicFramePr>
+          <a:graphic xmlns:a="http://schemas.openxmlformats.org/drawingml/2006/main">
+            <a:graphicData uri="http://schemas.openxmlformats.org/drawingml/2006/picture">
+              <pic:pic xmlns:pic="http://schemas.openxmlformats.org/drawingml/2006/picture">
+                <pic:nvPicPr>
+                  <pic:cNvPr id="2" name="image1.png" descr="" title=""/>
+                  <pic:cNvPicPr>
+                    <a:picLocks noChangeAspect="1" noChangeArrowheads="1"/>
+                  </pic:cNvPicPr>
+                </pic:nvPicPr>
+                <pic:blipFill>
+                  <a:blip r:embed="rId1"/>
+                  <a:stretch>
+                    <a:fillRect/>
+                  </a:stretch>
+                </pic:blipFill>
+                <pic:spPr bwMode="auto">
+                  <a:xfrm>
+                    <a:off x="0" y="0"/>
+                    <a:ext cx="3653155" cy="541655"/>
+                  </a:xfrm>
+                  <a:prstGeom prst="rect">
+                    <a:avLst/>
+                  </a:prstGeom>
+                </pic:spPr>
+              </pic:pic>
+            </a:graphicData>
+          </a:graphic>
+        </wp:inline>
+      </w:drawing>
+    </w:r>
   </w:p>
 </w:hdr>
 </file>
 
 <file path=word/styles.xml><?xml version="1.0" encoding="utf-8"?>
-<w:styles xmlns:mc="http://schemas.openxmlformats.org/markup-compatibility/2006" xmlns:r="http://schemas.openxmlformats.org/officeDocument/2006/relationships" xmlns:w="http://schemas.openxmlformats.org/wordprocessingml/2006/main" xmlns:w14="http://schemas.microsoft.com/office/word/2010/wordml" xmlns:w15="http://schemas.microsoft.com/office/word/2012/wordml" xmlns:w16se="http://schemas.microsoft.com/office/word/2015/wordml/symex" mc:Ignorable="w14 w15 w16se">
+<w:styles xmlns:w="http://schemas.openxmlformats.org/wordprocessingml/2006/main" xmlns:w14="http://schemas.microsoft.com/office/word/2010/wordml" xmlns:mc="http://schemas.openxmlformats.org/markup-compatibility/2006" mc:Ignorable="w14">
   <w:docDefaults>
     <w:rPrDefault>
       <w:rPr>
-        <w:rFonts w:ascii="Calibri" w:eastAsia="Calibri" w:hAnsi="Calibri" w:cs="Calibri"/>
+        <w:rFonts w:ascii="Calibri" w:hAnsi="Calibri" w:eastAsia="Calibri" w:cs="Calibri"/>
         <w:sz w:val="22"/>
         <w:szCs w:val="22"/>
         <w:lang w:val="en-US" w:eastAsia="en-US" w:bidi="ar-SA"/>
@@ -1691,21 +1947,21 @@
     </w:rPrDefault>
     <w:pPrDefault>
       <w:pPr>
-        <w:spacing w:after="200" w:line="276" w:lineRule="auto"/>
+        <w:suppressAutoHyphens w:val="true"/>
       </w:pPr>
     </w:pPrDefault>
   </w:docDefaults>
   <w:latentStyles w:defLockedState="0" w:defUIPriority="99" w:defSemiHidden="0" w:defUnhideWhenUsed="0" w:defQFormat="0" w:count="371">
     <w:lsdException w:name="Normal" w:uiPriority="0" w:qFormat="1"/>
     <w:lsdException w:name="heading 1" w:uiPriority="9" w:qFormat="1"/>
-    <w:lsdException w:name="heading 2" w:semiHidden="1" w:uiPriority="9" w:unhideWhenUsed="1" w:qFormat="1"/>
-    <w:lsdException w:name="heading 3" w:semiHidden="1" w:uiPriority="9" w:unhideWhenUsed="1" w:qFormat="1"/>
-    <w:lsdException w:name="heading 4" w:semiHidden="1" w:uiPriority="9" w:unhideWhenUsed="1" w:qFormat="1"/>
-    <w:lsdException w:name="heading 5" w:semiHidden="1" w:uiPriority="9" w:unhideWhenUsed="1" w:qFormat="1"/>
-    <w:lsdException w:name="heading 6" w:semiHidden="1" w:uiPriority="9" w:unhideWhenUsed="1" w:qFormat="1"/>
-    <w:lsdException w:name="heading 7" w:semiHidden="1" w:uiPriority="9" w:unhideWhenUsed="1" w:qFormat="1"/>
-    <w:lsdException w:name="heading 8" w:semiHidden="1" w:uiPriority="9" w:unhideWhenUsed="1" w:qFormat="1"/>
-    <w:lsdException w:name="heading 9" w:semiHidden="1" w:uiPriority="9" w:unhideWhenUsed="1" w:qFormat="1"/>
+    <w:lsdException w:name="heading 2" w:uiPriority="9" w:semiHidden="1" w:unhideWhenUsed="1" w:qFormat="1"/>
+    <w:lsdException w:name="heading 3" w:uiPriority="9" w:semiHidden="1" w:unhideWhenUsed="1" w:qFormat="1"/>
+    <w:lsdException w:name="heading 4" w:uiPriority="9" w:semiHidden="1" w:unhideWhenUsed="1" w:qFormat="1"/>
+    <w:lsdException w:name="heading 5" w:uiPriority="9" w:semiHidden="1" w:unhideWhenUsed="1" w:qFormat="1"/>
+    <w:lsdException w:name="heading 6" w:uiPriority="9" w:semiHidden="1" w:unhideWhenUsed="1" w:qFormat="1"/>
+    <w:lsdException w:name="heading 7" w:uiPriority="9" w:semiHidden="1" w:unhideWhenUsed="1" w:qFormat="1"/>
+    <w:lsdException w:name="heading 8" w:uiPriority="9" w:semiHidden="1" w:unhideWhenUsed="1" w:qFormat="1"/>
+    <w:lsdException w:name="heading 9" w:uiPriority="9" w:semiHidden="1" w:unhideWhenUsed="1" w:qFormat="1"/>
     <w:lsdException w:name="index 1" w:semiHidden="1" w:unhideWhenUsed="1"/>
     <w:lsdException w:name="index 2" w:semiHidden="1" w:unhideWhenUsed="1"/>
     <w:lsdException w:name="index 3" w:semiHidden="1" w:unhideWhenUsed="1"/>
@@ -1715,22 +1971,22 @@
     <w:lsdException w:name="index 7" w:semiHidden="1" w:unhideWhenUsed="1"/>
     <w:lsdException w:name="index 8" w:semiHidden="1" w:unhideWhenUsed="1"/>
     <w:lsdException w:name="index 9" w:semiHidden="1" w:unhideWhenUsed="1"/>
-    <w:lsdException w:name="toc 1" w:semiHidden="1" w:uiPriority="39" w:unhideWhenUsed="1"/>
-    <w:lsdException w:name="toc 2" w:semiHidden="1" w:uiPriority="39" w:unhideWhenUsed="1"/>
-    <w:lsdException w:name="toc 3" w:semiHidden="1" w:uiPriority="39" w:unhideWhenUsed="1"/>
-    <w:lsdException w:name="toc 4" w:semiHidden="1" w:uiPriority="39" w:unhideWhenUsed="1"/>
-    <w:lsdException w:name="toc 5" w:semiHidden="1" w:uiPriority="39" w:unhideWhenUsed="1"/>
-    <w:lsdException w:name="toc 6" w:semiHidden="1" w:uiPriority="39" w:unhideWhenUsed="1"/>
-    <w:lsdException w:name="toc 7" w:semiHidden="1" w:uiPriority="39" w:unhideWhenUsed="1"/>
-    <w:lsdException w:name="toc 8" w:semiHidden="1" w:uiPriority="39" w:unhideWhenUsed="1"/>
-    <w:lsdException w:name="toc 9" w:semiHidden="1" w:uiPriority="39" w:unhideWhenUsed="1"/>
+    <w:lsdException w:name="toc 1" w:uiPriority="39" w:semiHidden="1" w:unhideWhenUsed="1"/>
+    <w:lsdException w:name="toc 2" w:uiPriority="39" w:semiHidden="1" w:unhideWhenUsed="1"/>
+    <w:lsdException w:name="toc 3" w:uiPriority="39" w:semiHidden="1" w:unhideWhenUsed="1"/>
+    <w:lsdException w:name="toc 4" w:uiPriority="39" w:semiHidden="1" w:unhideWhenUsed="1"/>
+    <w:lsdException w:name="toc 5" w:uiPriority="39" w:semiHidden="1" w:unhideWhenUsed="1"/>
+    <w:lsdException w:name="toc 6" w:uiPriority="39" w:semiHidden="1" w:unhideWhenUsed="1"/>
+    <w:lsdException w:name="toc 7" w:uiPriority="39" w:semiHidden="1" w:unhideWhenUsed="1"/>
+    <w:lsdException w:name="toc 8" w:uiPriority="39" w:semiHidden="1" w:unhideWhenUsed="1"/>
+    <w:lsdException w:name="toc 9" w:uiPriority="39" w:semiHidden="1" w:unhideWhenUsed="1"/>
     <w:lsdException w:name="Normal Indent" w:semiHidden="1" w:unhideWhenUsed="1"/>
     <w:lsdException w:name="footnote text" w:semiHidden="1" w:unhideWhenUsed="1"/>
     <w:lsdException w:name="annotation text" w:semiHidden="1" w:unhideWhenUsed="1"/>
     <w:lsdException w:name="header" w:semiHidden="1" w:unhideWhenUsed="1"/>
     <w:lsdException w:name="footer" w:semiHidden="1" w:unhideWhenUsed="1"/>
     <w:lsdException w:name="index heading" w:semiHidden="1" w:unhideWhenUsed="1"/>
-    <w:lsdException w:name="caption" w:semiHidden="1" w:uiPriority="35" w:unhideWhenUsed="1" w:qFormat="1"/>
+    <w:lsdException w:name="caption" w:uiPriority="35" w:semiHidden="1" w:unhideWhenUsed="1" w:qFormat="1"/>
     <w:lsdException w:name="table of figures" w:semiHidden="1" w:unhideWhenUsed="1"/>
     <w:lsdException w:name="envelope address" w:semiHidden="1" w:unhideWhenUsed="1"/>
     <w:lsdException w:name="envelope return" w:semiHidden="1" w:unhideWhenUsed="1"/>
@@ -1761,7 +2017,7 @@
     <w:lsdException w:name="Title" w:uiPriority="10" w:qFormat="1"/>
     <w:lsdException w:name="Closing" w:semiHidden="1" w:unhideWhenUsed="1"/>
     <w:lsdException w:name="Signature" w:semiHidden="1" w:unhideWhenUsed="1"/>
-    <w:lsdException w:name="Default Paragraph Font" w:semiHidden="1" w:uiPriority="1" w:unhideWhenUsed="1"/>
+    <w:lsdException w:name="Default Paragraph Font" w:uiPriority="1" w:semiHidden="1" w:unhideWhenUsed="1"/>
     <w:lsdException w:name="Body Text" w:semiHidden="1" w:unhideWhenUsed="1"/>
     <w:lsdException w:name="Body Text Indent" w:semiHidden="1" w:unhideWhenUsed="1"/>
     <w:lsdException w:name="List Continue" w:semiHidden="1" w:unhideWhenUsed="1"/>
@@ -1961,8 +2217,8 @@
     <w:lsdException w:name="Subtle Reference" w:uiPriority="31" w:qFormat="1"/>
     <w:lsdException w:name="Intense Reference" w:uiPriority="32" w:qFormat="1"/>
     <w:lsdException w:name="Book Title" w:uiPriority="33" w:qFormat="1"/>
-    <w:lsdException w:name="Bibliography" w:semiHidden="1" w:uiPriority="37" w:unhideWhenUsed="1"/>
-    <w:lsdException w:name="TOC Heading" w:semiHidden="1" w:uiPriority="39" w:unhideWhenUsed="1" w:qFormat="1"/>
+    <w:lsdException w:name="Bibliography" w:uiPriority="37" w:semiHidden="1" w:unhideWhenUsed="1"/>
+    <w:lsdException w:name="TOC Heading" w:uiPriority="39" w:semiHidden="1" w:unhideWhenUsed="1" w:qFormat="1"/>
     <w:lsdException w:name="Plain Table 1" w:uiPriority="41"/>
     <w:lsdException w:name="Plain Table 2" w:uiPriority="42"/>
     <w:lsdException w:name="Plain Table 3" w:uiPriority="43"/>
@@ -2068,18 +2324,32 @@
     <w:lsdException w:name="List Table 6 Colorful Accent 6" w:uiPriority="51"/>
     <w:lsdException w:name="List Table 7 Colorful Accent 6" w:uiPriority="52"/>
   </w:latentStyles>
-  <w:style w:type="paragraph" w:default="1" w:styleId="Normal">
+  <w:style w:type="paragraph" w:styleId="Normal" w:default="1">
     <w:name w:val="Normal"/>
     <w:qFormat/>
+    <w:pPr>
+      <w:widowControl/>
+      <w:bidi w:val="0"/>
+      <w:spacing w:lineRule="auto" w:line="276" w:before="0" w:after="200"/>
+      <w:jc w:val="start"/>
+    </w:pPr>
+    <w:rPr>
+      <w:rFonts w:ascii="Calibri" w:hAnsi="Calibri" w:eastAsia="Calibri" w:cs="Calibri"/>
+      <w:color w:val="auto"/>
+      <w:kern w:val="0"/>
+      <w:sz w:val="22"/>
+      <w:szCs w:val="22"/>
+      <w:lang w:val="en-US" w:eastAsia="en-US" w:bidi="ar-SA"/>
+    </w:rPr>
   </w:style>
   <w:style w:type="paragraph" w:styleId="Heading1">
-    <w:name w:val="heading 1"/>
+    <w:name w:val="Heading 1"/>
     <w:basedOn w:val="Normal"/>
     <w:next w:val="Normal"/>
     <w:uiPriority w:val="9"/>
     <w:qFormat/>
     <w:pPr>
-      <w:keepNext/>
+      <w:keepNext w:val="true"/>
       <w:keepLines/>
       <w:spacing w:before="480" w:after="120"/>
       <w:outlineLvl w:val="0"/>
@@ -2091,7 +2361,7 @@
     </w:rPr>
   </w:style>
   <w:style w:type="paragraph" w:styleId="Heading2">
-    <w:name w:val="heading 2"/>
+    <w:name w:val="Heading 2"/>
     <w:basedOn w:val="Normal"/>
     <w:next w:val="Normal"/>
     <w:uiPriority w:val="9"/>
@@ -2099,18 +2369,18 @@
     <w:unhideWhenUsed/>
     <w:qFormat/>
     <w:pPr>
-      <w:widowControl w:val="0"/>
-      <w:spacing w:after="0" w:line="240" w:lineRule="auto"/>
-      <w:ind w:left="275"/>
+      <w:widowControl w:val="false"/>
+      <w:spacing w:lineRule="auto" w:line="240" w:before="0" w:after="0"/>
+      <w:ind w:start="275"/>
       <w:outlineLvl w:val="1"/>
     </w:pPr>
     <w:rPr>
-      <w:rFonts w:ascii="Cambria" w:eastAsia="Cambria" w:hAnsi="Cambria" w:cs="Cambria"/>
+      <w:rFonts w:ascii="Cambria" w:hAnsi="Cambria" w:eastAsia="Cambria" w:cs="Cambria"/>
       <w:b/>
     </w:rPr>
   </w:style>
   <w:style w:type="paragraph" w:styleId="Heading3">
-    <w:name w:val="heading 3"/>
+    <w:name w:val="Heading 3"/>
     <w:basedOn w:val="Normal"/>
     <w:next w:val="Normal"/>
     <w:uiPriority w:val="9"/>
@@ -2118,7 +2388,7 @@
     <w:unhideWhenUsed/>
     <w:qFormat/>
     <w:pPr>
-      <w:keepNext/>
+      <w:keepNext w:val="true"/>
       <w:keepLines/>
       <w:spacing w:before="280" w:after="80"/>
       <w:outlineLvl w:val="2"/>
@@ -2130,7 +2400,7 @@
     </w:rPr>
   </w:style>
   <w:style w:type="paragraph" w:styleId="Heading4">
-    <w:name w:val="heading 4"/>
+    <w:name w:val="Heading 4"/>
     <w:basedOn w:val="Normal"/>
     <w:next w:val="Normal"/>
     <w:uiPriority w:val="9"/>
@@ -2138,7 +2408,7 @@
     <w:unhideWhenUsed/>
     <w:qFormat/>
     <w:pPr>
-      <w:keepNext/>
+      <w:keepNext w:val="true"/>
       <w:keepLines/>
       <w:spacing w:before="240" w:after="40"/>
       <w:outlineLvl w:val="3"/>
@@ -2150,7 +2420,7 @@
     </w:rPr>
   </w:style>
   <w:style w:type="paragraph" w:styleId="Heading5">
-    <w:name w:val="heading 5"/>
+    <w:name w:val="Heading 5"/>
     <w:basedOn w:val="Normal"/>
     <w:next w:val="Normal"/>
     <w:uiPriority w:val="9"/>
@@ -2158,7 +2428,7 @@
     <w:unhideWhenUsed/>
     <w:qFormat/>
     <w:pPr>
-      <w:keepNext/>
+      <w:keepNext w:val="true"/>
       <w:keepLines/>
       <w:spacing w:before="220" w:after="40"/>
       <w:outlineLvl w:val="4"/>
@@ -2168,7 +2438,7 @@
     </w:rPr>
   </w:style>
   <w:style w:type="paragraph" w:styleId="Heading6">
-    <w:name w:val="heading 6"/>
+    <w:name w:val="Heading 6"/>
     <w:basedOn w:val="Normal"/>
     <w:next w:val="Normal"/>
     <w:uiPriority w:val="9"/>
@@ -2176,7 +2446,7 @@
     <w:unhideWhenUsed/>
     <w:qFormat/>
     <w:pPr>
-      <w:keepNext/>
+      <w:keepNext w:val="true"/>
       <w:keepLines/>
       <w:spacing w:before="200" w:after="40"/>
       <w:outlineLvl w:val="5"/>
@@ -2187,32 +2457,71 @@
       <w:szCs w:val="20"/>
     </w:rPr>
   </w:style>
-  <w:style w:type="character" w:default="1" w:styleId="DefaultParagraphFont">
+  <w:style w:type="character" w:styleId="DefaultParagraphFont" w:default="1">
     <w:name w:val="Default Paragraph Font"/>
     <w:uiPriority w:val="1"/>
     <w:semiHidden/>
     <w:unhideWhenUsed/>
+    <w:qFormat/>
+    <w:rPr/>
   </w:style>
-  <w:style w:type="table" w:default="1" w:styleId="TableNormal">
-    <w:name w:val="Normal Table"/>
-    <w:uiPriority w:val="99"/>
-    <w:semiHidden/>
-    <w:unhideWhenUsed/>
-    <w:tblPr>
-      <w:tblInd w:w="0" w:type="dxa"/>
-      <w:tblCellMar>
-        <w:top w:w="0" w:type="dxa"/>
-        <w:left w:w="108" w:type="dxa"/>
-        <w:bottom w:w="0" w:type="dxa"/>
-        <w:right w:w="108" w:type="dxa"/>
-      </w:tblCellMar>
-    </w:tblPr>
+  <w:style w:type="paragraph" w:styleId="Heading">
+    <w:name w:val="Heading"/>
+    <w:basedOn w:val="Normal"/>
+    <w:next w:val="BodyText"/>
+    <w:qFormat/>
+    <w:pPr>
+      <w:keepNext w:val="true"/>
+      <w:spacing w:before="240" w:after="120"/>
+    </w:pPr>
+    <w:rPr>
+      <w:rFonts w:ascii="Liberation Sans" w:hAnsi="Liberation Sans" w:eastAsia="Microsoft YaHei" w:cs="Arial"/>
+      <w:sz w:val="28"/>
+      <w:szCs w:val="28"/>
+    </w:rPr>
   </w:style>
-  <w:style w:type="numbering" w:default="1" w:styleId="NoList">
-    <w:name w:val="No List"/>
-    <w:uiPriority w:val="99"/>
-    <w:semiHidden/>
-    <w:unhideWhenUsed/>
+  <w:style w:type="paragraph" w:styleId="BodyText">
+    <w:name w:val="Body Text"/>
+    <w:basedOn w:val="Normal"/>
+    <w:pPr>
+      <w:spacing w:lineRule="auto" w:line="276" w:before="0" w:after="140"/>
+    </w:pPr>
+    <w:rPr/>
+  </w:style>
+  <w:style w:type="paragraph" w:styleId="List">
+    <w:name w:val="List"/>
+    <w:basedOn w:val="BodyText"/>
+    <w:pPr/>
+    <w:rPr>
+      <w:rFonts w:cs="Arial"/>
+    </w:rPr>
+  </w:style>
+  <w:style w:type="paragraph" w:styleId="Caption">
+    <w:name w:val="Caption"/>
+    <w:basedOn w:val="Normal"/>
+    <w:qFormat/>
+    <w:pPr>
+      <w:suppressLineNumbers/>
+      <w:spacing w:before="120" w:after="120"/>
+    </w:pPr>
+    <w:rPr>
+      <w:rFonts w:cs="Arial"/>
+      <w:i/>
+      <w:iCs/>
+      <w:sz w:val="24"/>
+      <w:szCs w:val="24"/>
+    </w:rPr>
+  </w:style>
+  <w:style w:type="paragraph" w:styleId="Index">
+    <w:name w:val="Index"/>
+    <w:basedOn w:val="Normal"/>
+    <w:qFormat/>
+    <w:pPr>
+      <w:suppressLineNumbers/>
+    </w:pPr>
+    <w:rPr>
+      <w:rFonts w:cs="Arial"/>
+    </w:rPr>
   </w:style>
   <w:style w:type="paragraph" w:styleId="Title">
     <w:name w:val="Title"/>
@@ -2221,7 +2530,7 @@
     <w:uiPriority w:val="10"/>
     <w:qFormat/>
     <w:pPr>
-      <w:keepNext/>
+      <w:keepNext w:val="true"/>
       <w:keepLines/>
       <w:spacing w:before="480" w:after="120"/>
     </w:pPr>
@@ -2238,37 +2547,55 @@
     <w:uiPriority w:val="11"/>
     <w:qFormat/>
     <w:pPr>
-      <w:keepNext/>
+      <w:keepNext w:val="true"/>
       <w:keepLines/>
       <w:spacing w:before="360" w:after="80"/>
     </w:pPr>
     <w:rPr>
-      <w:rFonts w:ascii="Georgia" w:eastAsia="Georgia" w:hAnsi="Georgia" w:cs="Georgia"/>
+      <w:rFonts w:ascii="Georgia" w:hAnsi="Georgia" w:eastAsia="Georgia" w:cs="Georgia"/>
       <w:i/>
       <w:color w:val="666666"/>
       <w:sz w:val="48"/>
       <w:szCs w:val="48"/>
     </w:rPr>
   </w:style>
-  <w:style w:type="table" w:customStyle="1" w:styleId="a">
-    <w:basedOn w:val="TableNormal"/>
+  <w:style w:type="paragraph" w:styleId="HeaderandFooter">
+    <w:name w:val="Header and Footer"/>
+    <w:basedOn w:val="Normal"/>
+    <w:qFormat/>
+    <w:pPr/>
+    <w:rPr/>
+  </w:style>
+  <w:style w:type="paragraph" w:styleId="Header">
+    <w:name w:val="Header"/>
+    <w:basedOn w:val="HeaderandFooter"/>
+    <w:pPr/>
+    <w:rPr/>
+  </w:style>
+  <w:style w:type="paragraph" w:styleId="Footer">
+    <w:name w:val="Footer"/>
+    <w:basedOn w:val="HeaderandFooter"/>
+    <w:pPr/>
+    <w:rPr/>
+  </w:style>
+  <w:style w:type="numbering" w:styleId="NoList" w:default="1">
+    <w:name w:val="No List"/>
+    <w:uiPriority w:val="99"/>
+    <w:semiHidden/>
+    <w:unhideWhenUsed/>
+    <w:qFormat/>
+  </w:style>
+  <w:style w:type="table" w:default="1" w:styleId="TableNormal">
+    <w:name w:val="Normal Table"/>
+    <w:uiPriority w:val="99"/>
+    <w:semiHidden/>
+    <w:unhideWhenUsed/>
     <w:tblPr>
-      <w:tblStyleRowBandSize w:val="1"/>
-      <w:tblStyleColBandSize w:val="1"/>
       <w:tblCellMar>
-        <w:left w:w="115" w:type="dxa"/>
-        <w:right w:w="115" w:type="dxa"/>
-      </w:tblCellMar>
-    </w:tblPr>
-  </w:style>
-  <w:style w:type="table" w:customStyle="1" w:styleId="a0">
-    <w:basedOn w:val="TableNormal"/>
-    <w:tblPr>
-      <w:tblStyleRowBandSize w:val="1"/>
-      <w:tblStyleColBandSize w:val="1"/>
-      <w:tblCellMar>
-        <w:left w:w="115" w:type="dxa"/>
-        <w:right w:w="115" w:type="dxa"/>
+        <w:top w:w="0" w:type="dxa"/>
+        <w:left w:w="108" w:type="dxa"/>
+        <w:bottom w:w="0" w:type="dxa"/>
+        <w:right w:w="108" w:type="dxa"/>
       </w:tblCellMar>
     </w:tblPr>
   </w:style>
@@ -2276,41 +2603,41 @@
 </file>
 
 <file path=word/theme/theme1.xml><?xml version="1.0" encoding="utf-8"?>
-<a:theme xmlns:a="http://schemas.openxmlformats.org/drawingml/2006/main" name="Office Theme">
+<a:theme xmlns:a="http://schemas.openxmlformats.org/drawingml/2006/main" xmlns:r="http://schemas.openxmlformats.org/officeDocument/2006/relationships" name="Office Theme">
   <a:themeElements>
     <a:clrScheme name="Office">
       <a:dk1>
-        <a:sysClr val="windowText" lastClr="000000"/>
+        <a:srgbClr val="000000"/>
       </a:dk1>
       <a:lt1>
-        <a:sysClr val="window" lastClr="FFFFFF"/>
+        <a:srgbClr val="ffffff"/>
       </a:lt1>
       <a:dk2>
-        <a:srgbClr val="1F497D"/>
+        <a:srgbClr val="1f497d"/>
       </a:dk2>
       <a:lt2>
-        <a:srgbClr val="EEECE1"/>
+        <a:srgbClr val="eeece1"/>
       </a:lt2>
       <a:accent1>
-        <a:srgbClr val="4F81BD"/>
+        <a:srgbClr val="4f81bd"/>
       </a:accent1>
       <a:accent2>
-        <a:srgbClr val="C0504D"/>
+        <a:srgbClr val="c0504d"/>
       </a:accent2>
       <a:accent3>
-        <a:srgbClr val="9BBB59"/>
+        <a:srgbClr val="9bbb59"/>
       </a:accent3>
       <a:accent4>
-        <a:srgbClr val="8064A2"/>
+        <a:srgbClr val="8064a2"/>
       </a:accent4>
       <a:accent5>
-        <a:srgbClr val="4BACC6"/>
+        <a:srgbClr val="4bacc6"/>
       </a:accent5>
       <a:accent6>
-        <a:srgbClr val="F79646"/>
+        <a:srgbClr val="f79646"/>
       </a:accent6>
       <a:hlink>
-        <a:srgbClr val="0000FF"/>
+        <a:srgbClr val="0000ff"/>
       </a:hlink>
       <a:folHlink>
         <a:srgbClr val="800080"/>
@@ -2318,279 +2645,131 @@
     </a:clrScheme>
     <a:fontScheme name="Office">
       <a:majorFont>
-        <a:latin typeface="Calibri"/>
+        <a:latin typeface="Calibri" pitchFamily="0" charset="1"/>
         <a:ea typeface=""/>
         <a:cs typeface=""/>
-        <a:font script="Jpan" typeface="ＭＳ ゴシック"/>
-        <a:font script="Hang" typeface="맑은 고딕"/>
-        <a:font script="Hans" typeface="宋体"/>
-        <a:font script="Hant" typeface="新細明體"/>
-        <a:font script="Arab" typeface="Times New Roman"/>
-        <a:font script="Hebr" typeface="Times New Roman"/>
-        <a:font script="Thai" typeface="Angsana New"/>
-        <a:font script="Ethi" typeface="Nyala"/>
-        <a:font script="Beng" typeface="Vrinda"/>
-        <a:font script="Gujr" typeface="Shruti"/>
-        <a:font script="Khmr" typeface="MoolBoran"/>
-        <a:font script="Knda" typeface="Tunga"/>
-        <a:font script="Guru" typeface="Raavi"/>
-        <a:font script="Cans" typeface="Euphemia"/>
-        <a:font script="Cher" typeface="Plantagenet Cherokee"/>
-        <a:font script="Yiii" typeface="Microsoft Yi Baiti"/>
-        <a:font script="Tibt" typeface="Microsoft Himalaya"/>
-        <a:font script="Thaa" typeface="MV Boli"/>
-        <a:font script="Deva" typeface="Mangal"/>
-        <a:font script="Telu" typeface="Gautami"/>
-        <a:font script="Taml" typeface="Latha"/>
-        <a:font script="Syrc" typeface="Estrangelo Edessa"/>
-        <a:font script="Orya" typeface="Kalinga"/>
-        <a:font script="Mlym" typeface="Kartika"/>
-        <a:font script="Laoo" typeface="DokChampa"/>
-        <a:font script="Sinh" typeface="Iskoola Pota"/>
-        <a:font script="Mong" typeface="Mongolian Baiti"/>
-        <a:font script="Viet" typeface="Times New Roman"/>
-        <a:font script="Uigh" typeface="Microsoft Uighur"/>
-        <a:font script="Geor" typeface="Sylfaen"/>
       </a:majorFont>
       <a:minorFont>
-        <a:latin typeface="Cambria"/>
+        <a:latin typeface="Cambria" pitchFamily="0" charset="1"/>
         <a:ea typeface=""/>
         <a:cs typeface=""/>
-        <a:font script="Jpan" typeface="ＭＳ 明朝"/>
-        <a:font script="Hang" typeface="맑은 고딕"/>
-        <a:font script="Hans" typeface="宋体"/>
-        <a:font script="Hant" typeface="新細明體"/>
-        <a:font script="Arab" typeface="Arial"/>
-        <a:font script="Hebr" typeface="Arial"/>
-        <a:font script="Thai" typeface="Cordia New"/>
-        <a:font script="Ethi" typeface="Nyala"/>
-        <a:font script="Beng" typeface="Vrinda"/>
-        <a:font script="Gujr" typeface="Shruti"/>
-        <a:font script="Khmr" typeface="DaunPenh"/>
-        <a:font script="Knda" typeface="Tunga"/>
-        <a:font script="Guru" typeface="Raavi"/>
-        <a:font script="Cans" typeface="Euphemia"/>
-        <a:font script="Cher" typeface="Plantagenet Cherokee"/>
-        <a:font script="Yiii" typeface="Microsoft Yi Baiti"/>
-        <a:font script="Tibt" typeface="Microsoft Himalaya"/>
-        <a:font script="Thaa" typeface="MV Boli"/>
-        <a:font script="Deva" typeface="Mangal"/>
-        <a:font script="Telu" typeface="Gautami"/>
-        <a:font script="Taml" typeface="Latha"/>
-        <a:font script="Syrc" typeface="Estrangelo Edessa"/>
-        <a:font script="Orya" typeface="Kalinga"/>
-        <a:font script="Mlym" typeface="Kartika"/>
-        <a:font script="Laoo" typeface="DokChampa"/>
-        <a:font script="Sinh" typeface="Iskoola Pota"/>
-        <a:font script="Mong" typeface="Mongolian Baiti"/>
-        <a:font script="Viet" typeface="Arial"/>
-        <a:font script="Uigh" typeface="Microsoft Uighur"/>
-        <a:font script="Geor" typeface="Sylfaen"/>
       </a:minorFont>
     </a:fontScheme>
-    <a:fmtScheme name="Office">
+    <a:fmtScheme>
       <a:fillStyleLst>
         <a:solidFill>
           <a:schemeClr val="phClr"/>
         </a:solidFill>
-        <a:gradFill rotWithShape="1">
+        <a:gradFill>
           <a:gsLst>
             <a:gs pos="0">
               <a:schemeClr val="phClr">
                 <a:tint val="50000"/>
-                <a:satMod val="300000"/>
               </a:schemeClr>
             </a:gs>
             <a:gs pos="35000">
               <a:schemeClr val="phClr">
                 <a:tint val="37000"/>
-                <a:satMod val="300000"/>
               </a:schemeClr>
             </a:gs>
             <a:gs pos="100000">
               <a:schemeClr val="phClr">
                 <a:tint val="15000"/>
-                <a:satMod val="350000"/>
               </a:schemeClr>
             </a:gs>
           </a:gsLst>
           <a:lin ang="16200000" scaled="1"/>
+          <a:tileRect l="0" t="0" r="0" b="0"/>
         </a:gradFill>
-        <a:gradFill rotWithShape="1">
+        <a:gradFill>
           <a:gsLst>
             <a:gs pos="0">
               <a:schemeClr val="phClr">
                 <a:tint val="100000"/>
                 <a:shade val="100000"/>
-                <a:satMod val="130000"/>
               </a:schemeClr>
             </a:gs>
             <a:gs pos="100000">
               <a:schemeClr val="phClr">
                 <a:tint val="50000"/>
                 <a:shade val="100000"/>
-                <a:satMod val="350000"/>
               </a:schemeClr>
             </a:gs>
           </a:gsLst>
           <a:lin ang="16200000" scaled="0"/>
+          <a:tileRect l="0" t="0" r="0" b="0"/>
         </a:gradFill>
       </a:fillStyleLst>
       <a:lnStyleLst>
         <a:ln w="9525" cap="flat" cmpd="sng" algn="ctr">
-          <a:solidFill>
-            <a:schemeClr val="phClr">
-              <a:shade val="95000"/>
-              <a:satMod val="105000"/>
-            </a:schemeClr>
-          </a:solidFill>
           <a:prstDash val="solid"/>
         </a:ln>
         <a:ln w="25400" cap="flat" cmpd="sng" algn="ctr">
-          <a:solidFill>
-            <a:schemeClr val="phClr"/>
-          </a:solidFill>
           <a:prstDash val="solid"/>
         </a:ln>
         <a:ln w="38100" cap="flat" cmpd="sng" algn="ctr">
-          <a:solidFill>
-            <a:schemeClr val="phClr"/>
-          </a:solidFill>
           <a:prstDash val="solid"/>
         </a:ln>
       </a:lnStyleLst>
       <a:effectStyleLst>
         <a:effectStyle>
-          <a:effectLst>
-            <a:outerShdw blurRad="40000" dist="20000" dir="5400000" rotWithShape="0">
-              <a:srgbClr val="000000">
-                <a:alpha val="38000"/>
-              </a:srgbClr>
-            </a:outerShdw>
-          </a:effectLst>
+          <a:effectLst/>
         </a:effectStyle>
         <a:effectStyle>
-          <a:effectLst>
-            <a:outerShdw blurRad="40000" dist="23000" dir="5400000" rotWithShape="0">
-              <a:srgbClr val="000000">
-                <a:alpha val="35000"/>
-              </a:srgbClr>
-            </a:outerShdw>
-          </a:effectLst>
+          <a:effectLst/>
         </a:effectStyle>
         <a:effectStyle>
-          <a:effectLst>
-            <a:outerShdw blurRad="40000" dist="23000" dir="5400000" rotWithShape="0">
-              <a:srgbClr val="000000">
-                <a:alpha val="35000"/>
-              </a:srgbClr>
-            </a:outerShdw>
-          </a:effectLst>
-          <a:scene3d>
-            <a:camera prst="orthographicFront">
-              <a:rot lat="0" lon="0" rev="0"/>
-            </a:camera>
-            <a:lightRig rig="threePt" dir="t">
-              <a:rot lat="0" lon="0" rev="1200000"/>
-            </a:lightRig>
-          </a:scene3d>
-          <a:sp3d>
-            <a:bevelT w="63500" h="25400"/>
-          </a:sp3d>
+          <a:effectLst/>
         </a:effectStyle>
       </a:effectStyleLst>
       <a:bgFillStyleLst>
         <a:solidFill>
           <a:schemeClr val="phClr"/>
         </a:solidFill>
-        <a:gradFill rotWithShape="1">
+        <a:gradFill>
           <a:gsLst>
             <a:gs pos="0">
               <a:schemeClr val="phClr">
                 <a:tint val="40000"/>
-                <a:satMod val="350000"/>
               </a:schemeClr>
             </a:gs>
             <a:gs pos="40000">
               <a:schemeClr val="phClr">
                 <a:tint val="45000"/>
                 <a:shade val="99000"/>
-                <a:satMod val="350000"/>
               </a:schemeClr>
             </a:gs>
             <a:gs pos="100000">
               <a:schemeClr val="phClr">
                 <a:shade val="20000"/>
-                <a:satMod val="255000"/>
               </a:schemeClr>
             </a:gs>
           </a:gsLst>
           <a:path path="circle">
             <a:fillToRect l="50000" t="-80000" r="50000" b="180000"/>
           </a:path>
+          <a:tileRect l="0" t="0" r="0" b="0"/>
         </a:gradFill>
-        <a:gradFill rotWithShape="1">
+        <a:gradFill>
           <a:gsLst>
             <a:gs pos="0">
               <a:schemeClr val="phClr">
                 <a:tint val="80000"/>
-                <a:satMod val="300000"/>
               </a:schemeClr>
             </a:gs>
             <a:gs pos="100000">
               <a:schemeClr val="phClr">
                 <a:shade val="30000"/>
-                <a:satMod val="200000"/>
               </a:schemeClr>
             </a:gs>
           </a:gsLst>
           <a:path path="circle">
             <a:fillToRect l="50000" t="50000" r="50000" b="50000"/>
           </a:path>
+          <a:tileRect l="0" t="0" r="0" b="0"/>
         </a:gradFill>
       </a:bgFillStyleLst>
     </a:fmtScheme>
   </a:themeElements>
-  <a:objectDefaults>
-    <a:spDef>
-      <a:spPr/>
-      <a:bodyPr/>
-      <a:lstStyle/>
-      <a:style>
-        <a:lnRef idx="1">
-          <a:schemeClr val="accent1"/>
-        </a:lnRef>
-        <a:fillRef idx="3">
-          <a:schemeClr val="accent1"/>
-        </a:fillRef>
-        <a:effectRef idx="2">
-          <a:schemeClr val="accent1"/>
-        </a:effectRef>
-        <a:fontRef idx="minor">
-          <a:schemeClr val="lt1"/>
-        </a:fontRef>
-      </a:style>
-    </a:spDef>
-    <a:lnDef>
-      <a:spPr/>
-      <a:bodyPr/>
-      <a:lstStyle/>
-      <a:style>
-        <a:lnRef idx="2">
-          <a:schemeClr val="accent1"/>
-        </a:lnRef>
-        <a:fillRef idx="0">
-          <a:schemeClr val="accent1"/>
-        </a:fillRef>
-        <a:effectRef idx="1">
-          <a:schemeClr val="accent1"/>
-        </a:effectRef>
-        <a:fontRef idx="minor">
-          <a:schemeClr val="tx1"/>
-        </a:fontRef>
-      </a:style>
-    </a:lnDef>
-  </a:objectDefaults>
-  <a:extraClrSchemeLst/>
 </a:theme>
 </file>